--- a/templates/תבנית דוח המלצות מקצועי.docx
+++ b/templates/תבנית דוח המלצות מקצועי.docx
@@ -32,9 +32,7 @@
       </w:pPr>
       <w:r>
         <w:rPr>
-          <w:i/>
-          <w:iCs/>
-          <w:color w:val="A9772E"/>
+          <w:color w:val="595959"/>
           <w:sz w:val="28"/>
           <w:szCs w:val="28"/>
           <w:rtl/>
@@ -96,8 +94,13 @@
           <w:tab w:val="right" w:leader="dot" w:pos="8296"/>
         </w:tabs>
         <w:rPr>
+          <w:rFonts w:asciiTheme="minorHAnsi" w:eastAsiaTheme="minorEastAsia" w:hAnsiTheme="minorHAnsi" w:cstheme="minorBidi"/>
           <w:noProof/>
-          <w:rtl/>
+          <w:kern w:val="2"/>
+          <w:sz w:val="24"/>
+          <w:szCs w:val="24"/>
+          <w:rtl/>
+          <w14:ligatures w14:val="standardContextual"/>
         </w:rPr>
       </w:pPr>
       <w:r>
@@ -109,7 +112,7 @@
       <w:r>
         <w:fldChar w:fldCharType="separate"/>
       </w:r>
-      <w:hyperlink w:anchor="_Toc232261927" w:history="1">
+      <w:hyperlink w:anchor="_Toc232594281" w:history="1">
         <w:r>
           <w:rPr>
             <w:rStyle w:val="Hyperlink"/>
@@ -164,7 +167,7 @@
             <w:noProof/>
             <w:webHidden/>
           </w:rPr>
-          <w:instrText>Toc232261927 \h</w:instrText>
+          <w:instrText>Toc232594281 \h</w:instrText>
         </w:r>
         <w:r>
           <w:rPr>
@@ -195,7 +198,7 @@
             <w:webHidden/>
             <w:rtl/>
           </w:rPr>
-          <w:t>1</w:t>
+          <w:t>3</w:t>
         </w:r>
         <w:r>
           <w:rPr>
@@ -214,11 +217,16 @@
           <w:tab w:val="right" w:leader="dot" w:pos="8296"/>
         </w:tabs>
         <w:rPr>
+          <w:rFonts w:asciiTheme="minorHAnsi" w:eastAsiaTheme="minorEastAsia" w:hAnsiTheme="minorHAnsi" w:cstheme="minorBidi"/>
           <w:noProof/>
-          <w:rtl/>
-        </w:rPr>
-      </w:pPr>
-      <w:hyperlink w:anchor="_Toc232261928" w:history="1">
+          <w:kern w:val="2"/>
+          <w:sz w:val="24"/>
+          <w:szCs w:val="24"/>
+          <w:rtl/>
+          <w14:ligatures w14:val="standardContextual"/>
+        </w:rPr>
+      </w:pPr>
+      <w:hyperlink w:anchor="_Toc232594282" w:history="1">
         <w:r>
           <w:rPr>
             <w:rStyle w:val="Hyperlink"/>
@@ -273,7 +281,7 @@
             <w:noProof/>
             <w:webHidden/>
           </w:rPr>
-          <w:instrText>Toc232261928 \h</w:instrText>
+          <w:instrText>Toc232594282 \h</w:instrText>
         </w:r>
         <w:r>
           <w:rPr>
@@ -304,7 +312,7 @@
             <w:webHidden/>
             <w:rtl/>
           </w:rPr>
-          <w:t>1</w:t>
+          <w:t>3</w:t>
         </w:r>
         <w:r>
           <w:rPr>
@@ -323,11 +331,16 @@
           <w:tab w:val="right" w:leader="dot" w:pos="8296"/>
         </w:tabs>
         <w:rPr>
+          <w:rFonts w:asciiTheme="minorHAnsi" w:eastAsiaTheme="minorEastAsia" w:hAnsiTheme="minorHAnsi" w:cstheme="minorBidi"/>
           <w:noProof/>
-          <w:rtl/>
-        </w:rPr>
-      </w:pPr>
-      <w:hyperlink w:anchor="_Toc232261929" w:history="1">
+          <w:kern w:val="2"/>
+          <w:sz w:val="24"/>
+          <w:szCs w:val="24"/>
+          <w:rtl/>
+          <w14:ligatures w14:val="standardContextual"/>
+        </w:rPr>
+      </w:pPr>
+      <w:hyperlink w:anchor="_Toc232594283" w:history="1">
         <w:r>
           <w:rPr>
             <w:rStyle w:val="Hyperlink"/>
@@ -382,7 +395,7 @@
             <w:noProof/>
             <w:webHidden/>
           </w:rPr>
-          <w:instrText>Toc232261929 \h</w:instrText>
+          <w:instrText>Toc232594283 \h</w:instrText>
         </w:r>
         <w:r>
           <w:rPr>
@@ -413,7 +426,7 @@
             <w:webHidden/>
             <w:rtl/>
           </w:rPr>
-          <w:t>1</w:t>
+          <w:t>3</w:t>
         </w:r>
         <w:r>
           <w:rPr>
@@ -432,11 +445,16 @@
           <w:tab w:val="right" w:leader="dot" w:pos="8296"/>
         </w:tabs>
         <w:rPr>
+          <w:rFonts w:asciiTheme="minorHAnsi" w:eastAsiaTheme="minorEastAsia" w:hAnsiTheme="minorHAnsi" w:cstheme="minorBidi"/>
           <w:noProof/>
-          <w:rtl/>
-        </w:rPr>
-      </w:pPr>
-      <w:hyperlink w:anchor="_Toc232261930" w:history="1">
+          <w:kern w:val="2"/>
+          <w:sz w:val="24"/>
+          <w:szCs w:val="24"/>
+          <w:rtl/>
+          <w14:ligatures w14:val="standardContextual"/>
+        </w:rPr>
+      </w:pPr>
+      <w:hyperlink w:anchor="_Toc232594284" w:history="1">
         <w:r>
           <w:rPr>
             <w:rStyle w:val="Hyperlink"/>
@@ -491,7 +509,7 @@
             <w:noProof/>
             <w:webHidden/>
           </w:rPr>
-          <w:instrText>Toc232261930 \h</w:instrText>
+          <w:instrText>Toc232594284 \h</w:instrText>
         </w:r>
         <w:r>
           <w:rPr>
@@ -522,7 +540,7 @@
             <w:webHidden/>
             <w:rtl/>
           </w:rPr>
-          <w:t>1</w:t>
+          <w:t>3</w:t>
         </w:r>
         <w:r>
           <w:rPr>
@@ -541,11 +559,16 @@
           <w:tab w:val="right" w:leader="dot" w:pos="8296"/>
         </w:tabs>
         <w:rPr>
+          <w:rFonts w:asciiTheme="minorHAnsi" w:eastAsiaTheme="minorEastAsia" w:hAnsiTheme="minorHAnsi" w:cstheme="minorBidi"/>
           <w:noProof/>
-          <w:rtl/>
-        </w:rPr>
-      </w:pPr>
-      <w:hyperlink w:anchor="_Toc232261931" w:history="1">
+          <w:kern w:val="2"/>
+          <w:sz w:val="24"/>
+          <w:szCs w:val="24"/>
+          <w:rtl/>
+          <w14:ligatures w14:val="standardContextual"/>
+        </w:rPr>
+      </w:pPr>
+      <w:hyperlink w:anchor="_Toc232594285" w:history="1">
         <w:r>
           <w:rPr>
             <w:rStyle w:val="Hyperlink"/>
@@ -600,7 +623,7 @@
             <w:noProof/>
             <w:webHidden/>
           </w:rPr>
-          <w:instrText>Toc232261931 \h</w:instrText>
+          <w:instrText>Toc232594285 \h</w:instrText>
         </w:r>
         <w:r>
           <w:rPr>
@@ -631,7 +654,7 @@
             <w:webHidden/>
             <w:rtl/>
           </w:rPr>
-          <w:t>1</w:t>
+          <w:t>4</w:t>
         </w:r>
         <w:r>
           <w:rPr>
@@ -650,11 +673,16 @@
           <w:tab w:val="right" w:leader="dot" w:pos="8296"/>
         </w:tabs>
         <w:rPr>
+          <w:rFonts w:asciiTheme="minorHAnsi" w:eastAsiaTheme="minorEastAsia" w:hAnsiTheme="minorHAnsi" w:cstheme="minorBidi"/>
           <w:noProof/>
-          <w:rtl/>
-        </w:rPr>
-      </w:pPr>
-      <w:hyperlink w:anchor="_Toc232261932" w:history="1">
+          <w:kern w:val="2"/>
+          <w:sz w:val="24"/>
+          <w:szCs w:val="24"/>
+          <w:rtl/>
+          <w14:ligatures w14:val="standardContextual"/>
+        </w:rPr>
+      </w:pPr>
+      <w:hyperlink w:anchor="_Toc232594286" w:history="1">
         <w:r>
           <w:rPr>
             <w:rStyle w:val="Hyperlink"/>
@@ -709,7 +737,7 @@
             <w:noProof/>
             <w:webHidden/>
           </w:rPr>
-          <w:instrText>Toc232261932 \h</w:instrText>
+          <w:instrText>Toc232594286 \h</w:instrText>
         </w:r>
         <w:r>
           <w:rPr>
@@ -740,7 +768,7 @@
             <w:webHidden/>
             <w:rtl/>
           </w:rPr>
-          <w:t>1</w:t>
+          <w:t>4</w:t>
         </w:r>
         <w:r>
           <w:rPr>
@@ -759,11 +787,16 @@
           <w:tab w:val="right" w:leader="dot" w:pos="8296"/>
         </w:tabs>
         <w:rPr>
+          <w:rFonts w:asciiTheme="minorHAnsi" w:eastAsiaTheme="minorEastAsia" w:hAnsiTheme="minorHAnsi" w:cstheme="minorBidi"/>
           <w:noProof/>
-          <w:rtl/>
-        </w:rPr>
-      </w:pPr>
-      <w:hyperlink w:anchor="_Toc232261933" w:history="1">
+          <w:kern w:val="2"/>
+          <w:sz w:val="24"/>
+          <w:szCs w:val="24"/>
+          <w:rtl/>
+          <w14:ligatures w14:val="standardContextual"/>
+        </w:rPr>
+      </w:pPr>
+      <w:hyperlink w:anchor="_Toc232594287" w:history="1">
         <w:r>
           <w:rPr>
             <w:rStyle w:val="Hyperlink"/>
@@ -818,7 +851,7 @@
             <w:noProof/>
             <w:webHidden/>
           </w:rPr>
-          <w:instrText>Toc232261933 \h</w:instrText>
+          <w:instrText>Toc232594287 \h</w:instrText>
         </w:r>
         <w:r>
           <w:rPr>
@@ -849,7 +882,7 @@
             <w:webHidden/>
             <w:rtl/>
           </w:rPr>
-          <w:t>1</w:t>
+          <w:t>4</w:t>
         </w:r>
         <w:r>
           <w:rPr>
@@ -868,11 +901,16 @@
           <w:tab w:val="right" w:leader="dot" w:pos="8296"/>
         </w:tabs>
         <w:rPr>
+          <w:rFonts w:asciiTheme="minorHAnsi" w:eastAsiaTheme="minorEastAsia" w:hAnsiTheme="minorHAnsi" w:cstheme="minorBidi"/>
           <w:noProof/>
-          <w:rtl/>
-        </w:rPr>
-      </w:pPr>
-      <w:hyperlink w:anchor="_Toc232261934" w:history="1">
+          <w:kern w:val="2"/>
+          <w:sz w:val="24"/>
+          <w:szCs w:val="24"/>
+          <w:rtl/>
+          <w14:ligatures w14:val="standardContextual"/>
+        </w:rPr>
+      </w:pPr>
+      <w:hyperlink w:anchor="_Toc232594288" w:history="1">
         <w:r>
           <w:rPr>
             <w:rStyle w:val="Hyperlink"/>
@@ -927,7 +965,7 @@
             <w:noProof/>
             <w:webHidden/>
           </w:rPr>
-          <w:instrText>Toc232261934 \h</w:instrText>
+          <w:instrText>Toc232594288 \h</w:instrText>
         </w:r>
         <w:r>
           <w:rPr>
@@ -958,7 +996,7 @@
             <w:webHidden/>
             <w:rtl/>
           </w:rPr>
-          <w:t>1</w:t>
+          <w:t>4</w:t>
         </w:r>
         <w:r>
           <w:rPr>
@@ -977,11 +1015,16 @@
           <w:tab w:val="right" w:leader="dot" w:pos="8296"/>
         </w:tabs>
         <w:rPr>
+          <w:rFonts w:asciiTheme="minorHAnsi" w:eastAsiaTheme="minorEastAsia" w:hAnsiTheme="minorHAnsi" w:cstheme="minorBidi"/>
           <w:noProof/>
-          <w:rtl/>
-        </w:rPr>
-      </w:pPr>
-      <w:hyperlink w:anchor="_Toc232261935" w:history="1">
+          <w:kern w:val="2"/>
+          <w:sz w:val="24"/>
+          <w:szCs w:val="24"/>
+          <w:rtl/>
+          <w14:ligatures w14:val="standardContextual"/>
+        </w:rPr>
+      </w:pPr>
+      <w:hyperlink w:anchor="_Toc232594289" w:history="1">
         <w:r>
           <w:rPr>
             <w:rStyle w:val="Hyperlink"/>
@@ -1036,7 +1079,7 @@
             <w:noProof/>
             <w:webHidden/>
           </w:rPr>
-          <w:instrText>Toc232261935 \h</w:instrText>
+          <w:instrText>Toc232594289 \h</w:instrText>
         </w:r>
         <w:r>
           <w:rPr>
@@ -1067,7 +1110,7 @@
             <w:webHidden/>
             <w:rtl/>
           </w:rPr>
-          <w:t>1</w:t>
+          <w:t>4</w:t>
         </w:r>
         <w:r>
           <w:rPr>
@@ -1086,11 +1129,16 @@
           <w:tab w:val="right" w:leader="dot" w:pos="8296"/>
         </w:tabs>
         <w:rPr>
+          <w:rFonts w:asciiTheme="minorHAnsi" w:eastAsiaTheme="minorEastAsia" w:hAnsiTheme="minorHAnsi" w:cstheme="minorBidi"/>
           <w:noProof/>
-          <w:rtl/>
-        </w:rPr>
-      </w:pPr>
-      <w:hyperlink w:anchor="_Toc232261936" w:history="1">
+          <w:kern w:val="2"/>
+          <w:sz w:val="24"/>
+          <w:szCs w:val="24"/>
+          <w:rtl/>
+          <w14:ligatures w14:val="standardContextual"/>
+        </w:rPr>
+      </w:pPr>
+      <w:hyperlink w:anchor="_Toc232594290" w:history="1">
         <w:r>
           <w:rPr>
             <w:rStyle w:val="Hyperlink"/>
@@ -1145,7 +1193,7 @@
             <w:noProof/>
             <w:webHidden/>
           </w:rPr>
-          <w:instrText>Toc232261936 \h</w:instrText>
+          <w:instrText>Toc232594290 \h</w:instrText>
         </w:r>
         <w:r>
           <w:rPr>
@@ -1176,7 +1224,7 @@
             <w:webHidden/>
             <w:rtl/>
           </w:rPr>
-          <w:t>1</w:t>
+          <w:t>4</w:t>
         </w:r>
         <w:r>
           <w:rPr>
@@ -1195,11 +1243,16 @@
           <w:tab w:val="right" w:leader="dot" w:pos="8296"/>
         </w:tabs>
         <w:rPr>
+          <w:rFonts w:asciiTheme="minorHAnsi" w:eastAsiaTheme="minorEastAsia" w:hAnsiTheme="minorHAnsi" w:cstheme="minorBidi"/>
           <w:noProof/>
-          <w:rtl/>
-        </w:rPr>
-      </w:pPr>
-      <w:hyperlink w:anchor="_Toc232261937" w:history="1">
+          <w:kern w:val="2"/>
+          <w:sz w:val="24"/>
+          <w:szCs w:val="24"/>
+          <w:rtl/>
+          <w14:ligatures w14:val="standardContextual"/>
+        </w:rPr>
+      </w:pPr>
+      <w:hyperlink w:anchor="_Toc232594291" w:history="1">
         <w:r>
           <w:rPr>
             <w:rStyle w:val="Hyperlink"/>
@@ -1254,7 +1307,7 @@
             <w:noProof/>
             <w:webHidden/>
           </w:rPr>
-          <w:instrText>Toc232261937 \h</w:instrText>
+          <w:instrText>Toc232594291 \h</w:instrText>
         </w:r>
         <w:r>
           <w:rPr>
@@ -1285,7 +1338,7 @@
             <w:webHidden/>
             <w:rtl/>
           </w:rPr>
-          <w:t>1</w:t>
+          <w:t>6</w:t>
         </w:r>
         <w:r>
           <w:rPr>
@@ -1304,11 +1357,16 @@
           <w:tab w:val="right" w:leader="dot" w:pos="8296"/>
         </w:tabs>
         <w:rPr>
+          <w:rFonts w:asciiTheme="minorHAnsi" w:eastAsiaTheme="minorEastAsia" w:hAnsiTheme="minorHAnsi" w:cstheme="minorBidi"/>
           <w:noProof/>
-          <w:rtl/>
-        </w:rPr>
-      </w:pPr>
-      <w:hyperlink w:anchor="_Toc232261938" w:history="1">
+          <w:kern w:val="2"/>
+          <w:sz w:val="24"/>
+          <w:szCs w:val="24"/>
+          <w:rtl/>
+          <w14:ligatures w14:val="standardContextual"/>
+        </w:rPr>
+      </w:pPr>
+      <w:hyperlink w:anchor="_Toc232594292" w:history="1">
         <w:r>
           <w:rPr>
             <w:rStyle w:val="Hyperlink"/>
@@ -1363,7 +1421,7 @@
             <w:noProof/>
             <w:webHidden/>
           </w:rPr>
-          <w:instrText>Toc232261938 \h</w:instrText>
+          <w:instrText>Toc232594292 \h</w:instrText>
         </w:r>
         <w:r>
           <w:rPr>
@@ -1394,7 +1452,7 @@
             <w:webHidden/>
             <w:rtl/>
           </w:rPr>
-          <w:t>1</w:t>
+          <w:t>6</w:t>
         </w:r>
         <w:r>
           <w:rPr>
@@ -1413,11 +1471,16 @@
           <w:tab w:val="right" w:leader="dot" w:pos="8296"/>
         </w:tabs>
         <w:rPr>
+          <w:rFonts w:asciiTheme="minorHAnsi" w:eastAsiaTheme="minorEastAsia" w:hAnsiTheme="minorHAnsi" w:cstheme="minorBidi"/>
           <w:noProof/>
-          <w:rtl/>
-        </w:rPr>
-      </w:pPr>
-      <w:hyperlink w:anchor="_Toc232261939" w:history="1">
+          <w:kern w:val="2"/>
+          <w:sz w:val="24"/>
+          <w:szCs w:val="24"/>
+          <w:rtl/>
+          <w14:ligatures w14:val="standardContextual"/>
+        </w:rPr>
+      </w:pPr>
+      <w:hyperlink w:anchor="_Toc232594293" w:history="1">
         <w:r>
           <w:rPr>
             <w:rStyle w:val="Hyperlink"/>
@@ -1472,7 +1535,7 @@
             <w:noProof/>
             <w:webHidden/>
           </w:rPr>
-          <w:instrText>Toc232261939 \h</w:instrText>
+          <w:instrText>Toc232594293 \h</w:instrText>
         </w:r>
         <w:r>
           <w:rPr>
@@ -1503,7 +1566,7 @@
             <w:webHidden/>
             <w:rtl/>
           </w:rPr>
-          <w:t>1</w:t>
+          <w:t>6</w:t>
         </w:r>
         <w:r>
           <w:rPr>
@@ -1522,11 +1585,16 @@
           <w:tab w:val="right" w:leader="dot" w:pos="8296"/>
         </w:tabs>
         <w:rPr>
+          <w:rFonts w:asciiTheme="minorHAnsi" w:eastAsiaTheme="minorEastAsia" w:hAnsiTheme="minorHAnsi" w:cstheme="minorBidi"/>
           <w:noProof/>
-          <w:rtl/>
-        </w:rPr>
-      </w:pPr>
-      <w:hyperlink w:anchor="_Toc232261940" w:history="1">
+          <w:kern w:val="2"/>
+          <w:sz w:val="24"/>
+          <w:szCs w:val="24"/>
+          <w:rtl/>
+          <w14:ligatures w14:val="standardContextual"/>
+        </w:rPr>
+      </w:pPr>
+      <w:hyperlink w:anchor="_Toc232594294" w:history="1">
         <w:r>
           <w:rPr>
             <w:rStyle w:val="Hyperlink"/>
@@ -1581,7 +1649,7 @@
             <w:noProof/>
             <w:webHidden/>
           </w:rPr>
-          <w:instrText>Toc232261940 \h</w:instrText>
+          <w:instrText>Toc232594294 \h</w:instrText>
         </w:r>
         <w:r>
           <w:rPr>
@@ -1612,7 +1680,7 @@
             <w:webHidden/>
             <w:rtl/>
           </w:rPr>
-          <w:t>1</w:t>
+          <w:t>6</w:t>
         </w:r>
         <w:r>
           <w:rPr>
@@ -1631,11 +1699,16 @@
           <w:tab w:val="right" w:leader="dot" w:pos="8296"/>
         </w:tabs>
         <w:rPr>
+          <w:rFonts w:asciiTheme="minorHAnsi" w:eastAsiaTheme="minorEastAsia" w:hAnsiTheme="minorHAnsi" w:cstheme="minorBidi"/>
           <w:noProof/>
-          <w:rtl/>
-        </w:rPr>
-      </w:pPr>
-      <w:hyperlink w:anchor="_Toc232261941" w:history="1">
+          <w:kern w:val="2"/>
+          <w:sz w:val="24"/>
+          <w:szCs w:val="24"/>
+          <w:rtl/>
+          <w14:ligatures w14:val="standardContextual"/>
+        </w:rPr>
+      </w:pPr>
+      <w:hyperlink w:anchor="_Toc232594295" w:history="1">
         <w:r>
           <w:rPr>
             <w:rStyle w:val="Hyperlink"/>
@@ -1690,7 +1763,7 @@
             <w:noProof/>
             <w:webHidden/>
           </w:rPr>
-          <w:instrText>Toc232261941 \h</w:instrText>
+          <w:instrText>Toc232594295 \h</w:instrText>
         </w:r>
         <w:r>
           <w:rPr>
@@ -1721,7 +1794,7 @@
             <w:webHidden/>
             <w:rtl/>
           </w:rPr>
-          <w:t>1</w:t>
+          <w:t>6</w:t>
         </w:r>
         <w:r>
           <w:rPr>
@@ -1740,11 +1813,16 @@
           <w:tab w:val="right" w:leader="dot" w:pos="8296"/>
         </w:tabs>
         <w:rPr>
+          <w:rFonts w:asciiTheme="minorHAnsi" w:eastAsiaTheme="minorEastAsia" w:hAnsiTheme="minorHAnsi" w:cstheme="minorBidi"/>
           <w:noProof/>
-          <w:rtl/>
-        </w:rPr>
-      </w:pPr>
-      <w:hyperlink w:anchor="_Toc232261942" w:history="1">
+          <w:kern w:val="2"/>
+          <w:sz w:val="24"/>
+          <w:szCs w:val="24"/>
+          <w:rtl/>
+          <w14:ligatures w14:val="standardContextual"/>
+        </w:rPr>
+      </w:pPr>
+      <w:hyperlink w:anchor="_Toc232594296" w:history="1">
         <w:r>
           <w:rPr>
             <w:rStyle w:val="Hyperlink"/>
@@ -1799,7 +1877,7 @@
             <w:noProof/>
             <w:webHidden/>
           </w:rPr>
-          <w:instrText>Toc232261942 \h</w:instrText>
+          <w:instrText>Toc232594296 \h</w:instrText>
         </w:r>
         <w:r>
           <w:rPr>
@@ -1830,7 +1908,7 @@
             <w:webHidden/>
             <w:rtl/>
           </w:rPr>
-          <w:t>1</w:t>
+          <w:t>6</w:t>
         </w:r>
         <w:r>
           <w:rPr>
@@ -1849,11 +1927,16 @@
           <w:tab w:val="right" w:leader="dot" w:pos="8296"/>
         </w:tabs>
         <w:rPr>
+          <w:rFonts w:asciiTheme="minorHAnsi" w:eastAsiaTheme="minorEastAsia" w:hAnsiTheme="minorHAnsi" w:cstheme="minorBidi"/>
           <w:noProof/>
-          <w:rtl/>
-        </w:rPr>
-      </w:pPr>
-      <w:hyperlink w:anchor="_Toc232261943" w:history="1">
+          <w:kern w:val="2"/>
+          <w:sz w:val="24"/>
+          <w:szCs w:val="24"/>
+          <w:rtl/>
+          <w14:ligatures w14:val="standardContextual"/>
+        </w:rPr>
+      </w:pPr>
+      <w:hyperlink w:anchor="_Toc232594297" w:history="1">
         <w:r>
           <w:rPr>
             <w:rStyle w:val="Hyperlink"/>
@@ -1908,7 +1991,7 @@
             <w:noProof/>
             <w:webHidden/>
           </w:rPr>
-          <w:instrText>Toc232261943 \h</w:instrText>
+          <w:instrText>Toc232594297 \h</w:instrText>
         </w:r>
         <w:r>
           <w:rPr>
@@ -1939,7 +2022,7 @@
             <w:webHidden/>
             <w:rtl/>
           </w:rPr>
-          <w:t>1</w:t>
+          <w:t>6</w:t>
         </w:r>
         <w:r>
           <w:rPr>
@@ -1958,11 +2041,16 @@
           <w:tab w:val="right" w:leader="dot" w:pos="8296"/>
         </w:tabs>
         <w:rPr>
+          <w:rFonts w:asciiTheme="minorHAnsi" w:eastAsiaTheme="minorEastAsia" w:hAnsiTheme="minorHAnsi" w:cstheme="minorBidi"/>
           <w:noProof/>
-          <w:rtl/>
-        </w:rPr>
-      </w:pPr>
-      <w:hyperlink w:anchor="_Toc232261944" w:history="1">
+          <w:kern w:val="2"/>
+          <w:sz w:val="24"/>
+          <w:szCs w:val="24"/>
+          <w:rtl/>
+          <w14:ligatures w14:val="standardContextual"/>
+        </w:rPr>
+      </w:pPr>
+      <w:hyperlink w:anchor="_Toc232594298" w:history="1">
         <w:r>
           <w:rPr>
             <w:rStyle w:val="Hyperlink"/>
@@ -2017,7 +2105,7 @@
             <w:noProof/>
             <w:webHidden/>
           </w:rPr>
-          <w:instrText>Toc232261944 \h</w:instrText>
+          <w:instrText>Toc232594298 \h</w:instrText>
         </w:r>
         <w:r>
           <w:rPr>
@@ -2048,7 +2136,7 @@
             <w:webHidden/>
             <w:rtl/>
           </w:rPr>
-          <w:t>1</w:t>
+          <w:t>6</w:t>
         </w:r>
         <w:r>
           <w:rPr>
@@ -2067,11 +2155,16 @@
           <w:tab w:val="right" w:leader="dot" w:pos="8296"/>
         </w:tabs>
         <w:rPr>
+          <w:rFonts w:asciiTheme="minorHAnsi" w:eastAsiaTheme="minorEastAsia" w:hAnsiTheme="minorHAnsi" w:cstheme="minorBidi"/>
           <w:noProof/>
-          <w:rtl/>
-        </w:rPr>
-      </w:pPr>
-      <w:hyperlink w:anchor="_Toc232261945" w:history="1">
+          <w:kern w:val="2"/>
+          <w:sz w:val="24"/>
+          <w:szCs w:val="24"/>
+          <w:rtl/>
+          <w14:ligatures w14:val="standardContextual"/>
+        </w:rPr>
+      </w:pPr>
+      <w:hyperlink w:anchor="_Toc232594299" w:history="1">
         <w:r>
           <w:rPr>
             <w:rStyle w:val="Hyperlink"/>
@@ -2126,7 +2219,7 @@
             <w:noProof/>
             <w:webHidden/>
           </w:rPr>
-          <w:instrText>Toc232261945 \h</w:instrText>
+          <w:instrText>Toc232594299 \h</w:instrText>
         </w:r>
         <w:r>
           <w:rPr>
@@ -2157,7 +2250,7 @@
             <w:webHidden/>
             <w:rtl/>
           </w:rPr>
-          <w:t>1</w:t>
+          <w:t>7</w:t>
         </w:r>
         <w:r>
           <w:rPr>
@@ -2176,11 +2269,16 @@
           <w:tab w:val="right" w:leader="dot" w:pos="8296"/>
         </w:tabs>
         <w:rPr>
+          <w:rFonts w:asciiTheme="minorHAnsi" w:eastAsiaTheme="minorEastAsia" w:hAnsiTheme="minorHAnsi" w:cstheme="minorBidi"/>
           <w:noProof/>
-          <w:rtl/>
-        </w:rPr>
-      </w:pPr>
-      <w:hyperlink w:anchor="_Toc232261946" w:history="1">
+          <w:kern w:val="2"/>
+          <w:sz w:val="24"/>
+          <w:szCs w:val="24"/>
+          <w:rtl/>
+          <w14:ligatures w14:val="standardContextual"/>
+        </w:rPr>
+      </w:pPr>
+      <w:hyperlink w:anchor="_Toc232594300" w:history="1">
         <w:r>
           <w:rPr>
             <w:rStyle w:val="Hyperlink"/>
@@ -2235,7 +2333,7 @@
             <w:noProof/>
             <w:webHidden/>
           </w:rPr>
-          <w:instrText>Toc232261946 \h</w:instrText>
+          <w:instrText>Toc232594300 \h</w:instrText>
         </w:r>
         <w:r>
           <w:rPr>
@@ -2266,7 +2364,7 @@
             <w:webHidden/>
             <w:rtl/>
           </w:rPr>
-          <w:t>1</w:t>
+          <w:t>7</w:t>
         </w:r>
         <w:r>
           <w:rPr>
@@ -2285,11 +2383,16 @@
           <w:tab w:val="right" w:leader="dot" w:pos="8296"/>
         </w:tabs>
         <w:rPr>
+          <w:rFonts w:asciiTheme="minorHAnsi" w:eastAsiaTheme="minorEastAsia" w:hAnsiTheme="minorHAnsi" w:cstheme="minorBidi"/>
           <w:noProof/>
-          <w:rtl/>
-        </w:rPr>
-      </w:pPr>
-      <w:hyperlink w:anchor="_Toc232261947" w:history="1">
+          <w:kern w:val="2"/>
+          <w:sz w:val="24"/>
+          <w:szCs w:val="24"/>
+          <w:rtl/>
+          <w14:ligatures w14:val="standardContextual"/>
+        </w:rPr>
+      </w:pPr>
+      <w:hyperlink w:anchor="_Toc232594301" w:history="1">
         <w:r>
           <w:rPr>
             <w:rStyle w:val="Hyperlink"/>
@@ -2344,7 +2447,7 @@
             <w:noProof/>
             <w:webHidden/>
           </w:rPr>
-          <w:instrText>Toc232261947 \h</w:instrText>
+          <w:instrText>Toc232594301 \h</w:instrText>
         </w:r>
         <w:r>
           <w:rPr>
@@ -2375,7 +2478,7 @@
             <w:webHidden/>
             <w:rtl/>
           </w:rPr>
-          <w:t>1</w:t>
+          <w:t>7</w:t>
         </w:r>
         <w:r>
           <w:rPr>
@@ -2394,11 +2497,16 @@
           <w:tab w:val="right" w:leader="dot" w:pos="8296"/>
         </w:tabs>
         <w:rPr>
+          <w:rFonts w:asciiTheme="minorHAnsi" w:eastAsiaTheme="minorEastAsia" w:hAnsiTheme="minorHAnsi" w:cstheme="minorBidi"/>
           <w:noProof/>
-          <w:rtl/>
-        </w:rPr>
-      </w:pPr>
-      <w:hyperlink w:anchor="_Toc232261948" w:history="1">
+          <w:kern w:val="2"/>
+          <w:sz w:val="24"/>
+          <w:szCs w:val="24"/>
+          <w:rtl/>
+          <w14:ligatures w14:val="standardContextual"/>
+        </w:rPr>
+      </w:pPr>
+      <w:hyperlink w:anchor="_Toc232594302" w:history="1">
         <w:r>
           <w:rPr>
             <w:rStyle w:val="Hyperlink"/>
@@ -2453,7 +2561,7 @@
             <w:noProof/>
             <w:webHidden/>
           </w:rPr>
-          <w:instrText>Toc232261948 \h</w:instrText>
+          <w:instrText>Toc232594302 \h</w:instrText>
         </w:r>
         <w:r>
           <w:rPr>
@@ -2484,7 +2592,7 @@
             <w:webHidden/>
             <w:rtl/>
           </w:rPr>
-          <w:t>1</w:t>
+          <w:t>7</w:t>
         </w:r>
         <w:r>
           <w:rPr>
@@ -2503,11 +2611,16 @@
           <w:tab w:val="right" w:leader="dot" w:pos="8296"/>
         </w:tabs>
         <w:rPr>
+          <w:rFonts w:asciiTheme="minorHAnsi" w:eastAsiaTheme="minorEastAsia" w:hAnsiTheme="minorHAnsi" w:cstheme="minorBidi"/>
           <w:noProof/>
-          <w:rtl/>
-        </w:rPr>
-      </w:pPr>
-      <w:hyperlink w:anchor="_Toc232261949" w:history="1">
+          <w:kern w:val="2"/>
+          <w:sz w:val="24"/>
+          <w:szCs w:val="24"/>
+          <w:rtl/>
+          <w14:ligatures w14:val="standardContextual"/>
+        </w:rPr>
+      </w:pPr>
+      <w:hyperlink w:anchor="_Toc232594303" w:history="1">
         <w:r>
           <w:rPr>
             <w:rStyle w:val="Hyperlink"/>
@@ -2562,7 +2675,7 @@
             <w:noProof/>
             <w:webHidden/>
           </w:rPr>
-          <w:instrText>Toc232261949 \h</w:instrText>
+          <w:instrText>Toc232594303 \h</w:instrText>
         </w:r>
         <w:r>
           <w:rPr>
@@ -2593,7 +2706,7 @@
             <w:webHidden/>
             <w:rtl/>
           </w:rPr>
-          <w:t>1</w:t>
+          <w:t>7</w:t>
         </w:r>
         <w:r>
           <w:rPr>
@@ -2612,11 +2725,16 @@
           <w:tab w:val="right" w:leader="dot" w:pos="8296"/>
         </w:tabs>
         <w:rPr>
+          <w:rFonts w:asciiTheme="minorHAnsi" w:eastAsiaTheme="minorEastAsia" w:hAnsiTheme="minorHAnsi" w:cstheme="minorBidi"/>
           <w:noProof/>
-          <w:rtl/>
-        </w:rPr>
-      </w:pPr>
-      <w:hyperlink w:anchor="_Toc232261950" w:history="1">
+          <w:kern w:val="2"/>
+          <w:sz w:val="24"/>
+          <w:szCs w:val="24"/>
+          <w:rtl/>
+          <w14:ligatures w14:val="standardContextual"/>
+        </w:rPr>
+      </w:pPr>
+      <w:hyperlink w:anchor="_Toc232594304" w:history="1">
         <w:r>
           <w:rPr>
             <w:rStyle w:val="Hyperlink"/>
@@ -2671,7 +2789,7 @@
             <w:noProof/>
             <w:webHidden/>
           </w:rPr>
-          <w:instrText>Toc232261950 \h</w:instrText>
+          <w:instrText>Toc232594304 \h</w:instrText>
         </w:r>
         <w:r>
           <w:rPr>
@@ -2702,7 +2820,7 @@
             <w:webHidden/>
             <w:rtl/>
           </w:rPr>
-          <w:t>1</w:t>
+          <w:t>7</w:t>
         </w:r>
         <w:r>
           <w:rPr>
@@ -2721,11 +2839,16 @@
           <w:tab w:val="right" w:leader="dot" w:pos="8296"/>
         </w:tabs>
         <w:rPr>
+          <w:rFonts w:asciiTheme="minorHAnsi" w:eastAsiaTheme="minorEastAsia" w:hAnsiTheme="minorHAnsi" w:cstheme="minorBidi"/>
           <w:noProof/>
-          <w:rtl/>
-        </w:rPr>
-      </w:pPr>
-      <w:hyperlink w:anchor="_Toc232261951" w:history="1">
+          <w:kern w:val="2"/>
+          <w:sz w:val="24"/>
+          <w:szCs w:val="24"/>
+          <w:rtl/>
+          <w14:ligatures w14:val="standardContextual"/>
+        </w:rPr>
+      </w:pPr>
+      <w:hyperlink w:anchor="_Toc232594305" w:history="1">
         <w:r>
           <w:rPr>
             <w:rStyle w:val="Hyperlink"/>
@@ -2780,7 +2903,7 @@
             <w:noProof/>
             <w:webHidden/>
           </w:rPr>
-          <w:instrText>Toc232261951 \h</w:instrText>
+          <w:instrText>Toc232594305 \h</w:instrText>
         </w:r>
         <w:r>
           <w:rPr>
@@ -2811,7 +2934,7 @@
             <w:webHidden/>
             <w:rtl/>
           </w:rPr>
-          <w:t>1</w:t>
+          <w:t>8</w:t>
         </w:r>
         <w:r>
           <w:rPr>
@@ -2830,11 +2953,16 @@
           <w:tab w:val="right" w:leader="dot" w:pos="8296"/>
         </w:tabs>
         <w:rPr>
+          <w:rFonts w:asciiTheme="minorHAnsi" w:eastAsiaTheme="minorEastAsia" w:hAnsiTheme="minorHAnsi" w:cstheme="minorBidi"/>
           <w:noProof/>
-          <w:rtl/>
-        </w:rPr>
-      </w:pPr>
-      <w:hyperlink w:anchor="_Toc232261952" w:history="1">
+          <w:kern w:val="2"/>
+          <w:sz w:val="24"/>
+          <w:szCs w:val="24"/>
+          <w:rtl/>
+          <w14:ligatures w14:val="standardContextual"/>
+        </w:rPr>
+      </w:pPr>
+      <w:hyperlink w:anchor="_Toc232594306" w:history="1">
         <w:r>
           <w:rPr>
             <w:rStyle w:val="Hyperlink"/>
@@ -2889,7 +3017,7 @@
             <w:noProof/>
             <w:webHidden/>
           </w:rPr>
-          <w:instrText>Toc232261952 \h</w:instrText>
+          <w:instrText>Toc232594306 \h</w:instrText>
         </w:r>
         <w:r>
           <w:rPr>
@@ -2920,7 +3048,7 @@
             <w:webHidden/>
             <w:rtl/>
           </w:rPr>
-          <w:t>1</w:t>
+          <w:t>8</w:t>
         </w:r>
         <w:r>
           <w:rPr>
@@ -2939,11 +3067,16 @@
           <w:tab w:val="right" w:leader="dot" w:pos="8296"/>
         </w:tabs>
         <w:rPr>
+          <w:rFonts w:asciiTheme="minorHAnsi" w:eastAsiaTheme="minorEastAsia" w:hAnsiTheme="minorHAnsi" w:cstheme="minorBidi"/>
           <w:noProof/>
-          <w:rtl/>
-        </w:rPr>
-      </w:pPr>
-      <w:hyperlink w:anchor="_Toc232261953" w:history="1">
+          <w:kern w:val="2"/>
+          <w:sz w:val="24"/>
+          <w:szCs w:val="24"/>
+          <w:rtl/>
+          <w14:ligatures w14:val="standardContextual"/>
+        </w:rPr>
+      </w:pPr>
+      <w:hyperlink w:anchor="_Toc232594307" w:history="1">
         <w:r>
           <w:rPr>
             <w:rStyle w:val="Hyperlink"/>
@@ -2998,7 +3131,7 @@
             <w:noProof/>
             <w:webHidden/>
           </w:rPr>
-          <w:instrText>Toc232261953 \h</w:instrText>
+          <w:instrText>Toc232594307 \h</w:instrText>
         </w:r>
         <w:r>
           <w:rPr>
@@ -3029,7 +3162,7 @@
             <w:webHidden/>
             <w:rtl/>
           </w:rPr>
-          <w:t>1</w:t>
+          <w:t>8</w:t>
         </w:r>
         <w:r>
           <w:rPr>
@@ -3048,11 +3181,16 @@
           <w:tab w:val="right" w:leader="dot" w:pos="8296"/>
         </w:tabs>
         <w:rPr>
+          <w:rFonts w:asciiTheme="minorHAnsi" w:eastAsiaTheme="minorEastAsia" w:hAnsiTheme="minorHAnsi" w:cstheme="minorBidi"/>
           <w:noProof/>
-          <w:rtl/>
-        </w:rPr>
-      </w:pPr>
-      <w:hyperlink w:anchor="_Toc232261954" w:history="1">
+          <w:kern w:val="2"/>
+          <w:sz w:val="24"/>
+          <w:szCs w:val="24"/>
+          <w:rtl/>
+          <w14:ligatures w14:val="standardContextual"/>
+        </w:rPr>
+      </w:pPr>
+      <w:hyperlink w:anchor="_Toc232594308" w:history="1">
         <w:r>
           <w:rPr>
             <w:rStyle w:val="Hyperlink"/>
@@ -3107,7 +3245,7 @@
             <w:noProof/>
             <w:webHidden/>
           </w:rPr>
-          <w:instrText>Toc232261954 \h</w:instrText>
+          <w:instrText>Toc232594308 \h</w:instrText>
         </w:r>
         <w:r>
           <w:rPr>
@@ -3138,7 +3276,7 @@
             <w:webHidden/>
             <w:rtl/>
           </w:rPr>
-          <w:t>1</w:t>
+          <w:t>8</w:t>
         </w:r>
         <w:r>
           <w:rPr>
@@ -3157,11 +3295,16 @@
           <w:tab w:val="right" w:leader="dot" w:pos="8296"/>
         </w:tabs>
         <w:rPr>
+          <w:rFonts w:asciiTheme="minorHAnsi" w:eastAsiaTheme="minorEastAsia" w:hAnsiTheme="minorHAnsi" w:cstheme="minorBidi"/>
           <w:noProof/>
-          <w:rtl/>
-        </w:rPr>
-      </w:pPr>
-      <w:hyperlink w:anchor="_Toc232261955" w:history="1">
+          <w:kern w:val="2"/>
+          <w:sz w:val="24"/>
+          <w:szCs w:val="24"/>
+          <w:rtl/>
+          <w14:ligatures w14:val="standardContextual"/>
+        </w:rPr>
+      </w:pPr>
+      <w:hyperlink w:anchor="_Toc232594309" w:history="1">
         <w:r>
           <w:rPr>
             <w:rStyle w:val="Hyperlink"/>
@@ -3216,7 +3359,7 @@
             <w:noProof/>
             <w:webHidden/>
           </w:rPr>
-          <w:instrText>Toc232261955 \h</w:instrText>
+          <w:instrText>Toc232594309 \h</w:instrText>
         </w:r>
         <w:r>
           <w:rPr>
@@ -3247,7 +3390,7 @@
             <w:webHidden/>
             <w:rtl/>
           </w:rPr>
-          <w:t>1</w:t>
+          <w:t>8</w:t>
         </w:r>
         <w:r>
           <w:rPr>
@@ -3266,11 +3409,16 @@
           <w:tab w:val="right" w:leader="dot" w:pos="8296"/>
         </w:tabs>
         <w:rPr>
+          <w:rFonts w:asciiTheme="minorHAnsi" w:eastAsiaTheme="minorEastAsia" w:hAnsiTheme="minorHAnsi" w:cstheme="minorBidi"/>
           <w:noProof/>
-          <w:rtl/>
-        </w:rPr>
-      </w:pPr>
-      <w:hyperlink w:anchor="_Toc232261956" w:history="1">
+          <w:kern w:val="2"/>
+          <w:sz w:val="24"/>
+          <w:szCs w:val="24"/>
+          <w:rtl/>
+          <w14:ligatures w14:val="standardContextual"/>
+        </w:rPr>
+      </w:pPr>
+      <w:hyperlink w:anchor="_Toc232594310" w:history="1">
         <w:r>
           <w:rPr>
             <w:rStyle w:val="Hyperlink"/>
@@ -3325,7 +3473,7 @@
             <w:noProof/>
             <w:webHidden/>
           </w:rPr>
-          <w:instrText>Toc232261956 \h</w:instrText>
+          <w:instrText>Toc232594310 \h</w:instrText>
         </w:r>
         <w:r>
           <w:rPr>
@@ -3356,7 +3504,7 @@
             <w:webHidden/>
             <w:rtl/>
           </w:rPr>
-          <w:t>1</w:t>
+          <w:t>8</w:t>
         </w:r>
         <w:r>
           <w:rPr>
@@ -3375,11 +3523,16 @@
           <w:tab w:val="right" w:leader="dot" w:pos="8296"/>
         </w:tabs>
         <w:rPr>
+          <w:rFonts w:asciiTheme="minorHAnsi" w:eastAsiaTheme="minorEastAsia" w:hAnsiTheme="minorHAnsi" w:cstheme="minorBidi"/>
           <w:noProof/>
-          <w:rtl/>
-        </w:rPr>
-      </w:pPr>
-      <w:hyperlink w:anchor="_Toc232261957" w:history="1">
+          <w:kern w:val="2"/>
+          <w:sz w:val="24"/>
+          <w:szCs w:val="24"/>
+          <w:rtl/>
+          <w14:ligatures w14:val="standardContextual"/>
+        </w:rPr>
+      </w:pPr>
+      <w:hyperlink w:anchor="_Toc232594311" w:history="1">
         <w:r>
           <w:rPr>
             <w:rStyle w:val="Hyperlink"/>
@@ -3434,7 +3587,7 @@
             <w:noProof/>
             <w:webHidden/>
           </w:rPr>
-          <w:instrText>Toc232261957 \h</w:instrText>
+          <w:instrText>Toc232594311 \h</w:instrText>
         </w:r>
         <w:r>
           <w:rPr>
@@ -3465,7 +3618,7 @@
             <w:webHidden/>
             <w:rtl/>
           </w:rPr>
-          <w:t>1</w:t>
+          <w:t>8</w:t>
         </w:r>
         <w:r>
           <w:rPr>
@@ -3484,11 +3637,16 @@
           <w:tab w:val="right" w:leader="dot" w:pos="8296"/>
         </w:tabs>
         <w:rPr>
+          <w:rFonts w:asciiTheme="minorHAnsi" w:eastAsiaTheme="minorEastAsia" w:hAnsiTheme="minorHAnsi" w:cstheme="minorBidi"/>
           <w:noProof/>
-          <w:rtl/>
-        </w:rPr>
-      </w:pPr>
-      <w:hyperlink w:anchor="_Toc232261958" w:history="1">
+          <w:kern w:val="2"/>
+          <w:sz w:val="24"/>
+          <w:szCs w:val="24"/>
+          <w:rtl/>
+          <w14:ligatures w14:val="standardContextual"/>
+        </w:rPr>
+      </w:pPr>
+      <w:hyperlink w:anchor="_Toc232594312" w:history="1">
         <w:r>
           <w:rPr>
             <w:rStyle w:val="Hyperlink"/>
@@ -3543,7 +3701,7 @@
             <w:noProof/>
             <w:webHidden/>
           </w:rPr>
-          <w:instrText>Toc232261958 \h</w:instrText>
+          <w:instrText>Toc232594312 \h</w:instrText>
         </w:r>
         <w:r>
           <w:rPr>
@@ -3574,7 +3732,7 @@
             <w:webHidden/>
             <w:rtl/>
           </w:rPr>
-          <w:t>1</w:t>
+          <w:t>9</w:t>
         </w:r>
         <w:r>
           <w:rPr>
@@ -3593,11 +3751,16 @@
           <w:tab w:val="right" w:leader="dot" w:pos="8296"/>
         </w:tabs>
         <w:rPr>
+          <w:rFonts w:asciiTheme="minorHAnsi" w:eastAsiaTheme="minorEastAsia" w:hAnsiTheme="minorHAnsi" w:cstheme="minorBidi"/>
           <w:noProof/>
-          <w:rtl/>
-        </w:rPr>
-      </w:pPr>
-      <w:hyperlink w:anchor="_Toc232261959" w:history="1">
+          <w:kern w:val="2"/>
+          <w:sz w:val="24"/>
+          <w:szCs w:val="24"/>
+          <w:rtl/>
+          <w14:ligatures w14:val="standardContextual"/>
+        </w:rPr>
+      </w:pPr>
+      <w:hyperlink w:anchor="_Toc232594313" w:history="1">
         <w:r>
           <w:rPr>
             <w:rStyle w:val="Hyperlink"/>
@@ -3652,7 +3815,7 @@
             <w:noProof/>
             <w:webHidden/>
           </w:rPr>
-          <w:instrText>Toc232261959 \h</w:instrText>
+          <w:instrText>Toc232594313 \h</w:instrText>
         </w:r>
         <w:r>
           <w:rPr>
@@ -3683,7 +3846,7 @@
             <w:webHidden/>
             <w:rtl/>
           </w:rPr>
-          <w:t>1</w:t>
+          <w:t>9</w:t>
         </w:r>
         <w:r>
           <w:rPr>
@@ -3702,11 +3865,16 @@
           <w:tab w:val="right" w:leader="dot" w:pos="8296"/>
         </w:tabs>
         <w:rPr>
+          <w:rFonts w:asciiTheme="minorHAnsi" w:eastAsiaTheme="minorEastAsia" w:hAnsiTheme="minorHAnsi" w:cstheme="minorBidi"/>
           <w:noProof/>
-          <w:rtl/>
-        </w:rPr>
-      </w:pPr>
-      <w:hyperlink w:anchor="_Toc232261960" w:history="1">
+          <w:kern w:val="2"/>
+          <w:sz w:val="24"/>
+          <w:szCs w:val="24"/>
+          <w:rtl/>
+          <w14:ligatures w14:val="standardContextual"/>
+        </w:rPr>
+      </w:pPr>
+      <w:hyperlink w:anchor="_Toc232594314" w:history="1">
         <w:r>
           <w:rPr>
             <w:rStyle w:val="Hyperlink"/>
@@ -3761,7 +3929,7 @@
             <w:noProof/>
             <w:webHidden/>
           </w:rPr>
-          <w:instrText>Toc232261960 \h</w:instrText>
+          <w:instrText>Toc232594314 \h</w:instrText>
         </w:r>
         <w:r>
           <w:rPr>
@@ -3792,7 +3960,7 @@
             <w:webHidden/>
             <w:rtl/>
           </w:rPr>
-          <w:t>1</w:t>
+          <w:t>9</w:t>
         </w:r>
         <w:r>
           <w:rPr>
@@ -3811,11 +3979,16 @@
           <w:tab w:val="right" w:leader="dot" w:pos="8296"/>
         </w:tabs>
         <w:rPr>
+          <w:rFonts w:asciiTheme="minorHAnsi" w:eastAsiaTheme="minorEastAsia" w:hAnsiTheme="minorHAnsi" w:cstheme="minorBidi"/>
           <w:noProof/>
-          <w:rtl/>
-        </w:rPr>
-      </w:pPr>
-      <w:hyperlink w:anchor="_Toc232261961" w:history="1">
+          <w:kern w:val="2"/>
+          <w:sz w:val="24"/>
+          <w:szCs w:val="24"/>
+          <w:rtl/>
+          <w14:ligatures w14:val="standardContextual"/>
+        </w:rPr>
+      </w:pPr>
+      <w:hyperlink w:anchor="_Toc232594315" w:history="1">
         <w:r>
           <w:rPr>
             <w:rStyle w:val="Hyperlink"/>
@@ -3870,7 +4043,7 @@
             <w:noProof/>
             <w:webHidden/>
           </w:rPr>
-          <w:instrText>Toc232261961 \h</w:instrText>
+          <w:instrText>Toc232594315 \h</w:instrText>
         </w:r>
         <w:r>
           <w:rPr>
@@ -3901,7 +4074,7 @@
             <w:webHidden/>
             <w:rtl/>
           </w:rPr>
-          <w:t>1</w:t>
+          <w:t>9</w:t>
         </w:r>
         <w:r>
           <w:rPr>
@@ -3920,11 +4093,16 @@
           <w:tab w:val="right" w:leader="dot" w:pos="8296"/>
         </w:tabs>
         <w:rPr>
+          <w:rFonts w:asciiTheme="minorHAnsi" w:eastAsiaTheme="minorEastAsia" w:hAnsiTheme="minorHAnsi" w:cstheme="minorBidi"/>
           <w:noProof/>
-          <w:rtl/>
-        </w:rPr>
-      </w:pPr>
-      <w:hyperlink w:anchor="_Toc232261962" w:history="1">
+          <w:kern w:val="2"/>
+          <w:sz w:val="24"/>
+          <w:szCs w:val="24"/>
+          <w:rtl/>
+          <w14:ligatures w14:val="standardContextual"/>
+        </w:rPr>
+      </w:pPr>
+      <w:hyperlink w:anchor="_Toc232594316" w:history="1">
         <w:r>
           <w:rPr>
             <w:rStyle w:val="Hyperlink"/>
@@ -3979,7 +4157,7 @@
             <w:noProof/>
             <w:webHidden/>
           </w:rPr>
-          <w:instrText>Toc232261962 \h</w:instrText>
+          <w:instrText>Toc232594316 \h</w:instrText>
         </w:r>
         <w:r>
           <w:rPr>
@@ -4010,7 +4188,7 @@
             <w:webHidden/>
             <w:rtl/>
           </w:rPr>
-          <w:t>1</w:t>
+          <w:t>9</w:t>
         </w:r>
         <w:r>
           <w:rPr>
@@ -4029,11 +4207,16 @@
           <w:tab w:val="right" w:leader="dot" w:pos="8296"/>
         </w:tabs>
         <w:rPr>
+          <w:rFonts w:asciiTheme="minorHAnsi" w:eastAsiaTheme="minorEastAsia" w:hAnsiTheme="minorHAnsi" w:cstheme="minorBidi"/>
           <w:noProof/>
-          <w:rtl/>
-        </w:rPr>
-      </w:pPr>
-      <w:hyperlink w:anchor="_Toc232261963" w:history="1">
+          <w:kern w:val="2"/>
+          <w:sz w:val="24"/>
+          <w:szCs w:val="24"/>
+          <w:rtl/>
+          <w14:ligatures w14:val="standardContextual"/>
+        </w:rPr>
+      </w:pPr>
+      <w:hyperlink w:anchor="_Toc232594317" w:history="1">
         <w:r>
           <w:rPr>
             <w:rStyle w:val="Hyperlink"/>
@@ -4088,7 +4271,7 @@
             <w:noProof/>
             <w:webHidden/>
           </w:rPr>
-          <w:instrText>Toc232261963 \h</w:instrText>
+          <w:instrText>Toc232594317 \h</w:instrText>
         </w:r>
         <w:r>
           <w:rPr>
@@ -4119,7 +4302,7 @@
             <w:webHidden/>
             <w:rtl/>
           </w:rPr>
-          <w:t>1</w:t>
+          <w:t>9</w:t>
         </w:r>
         <w:r>
           <w:rPr>
@@ -4138,11 +4321,16 @@
           <w:tab w:val="right" w:leader="dot" w:pos="8296"/>
         </w:tabs>
         <w:rPr>
+          <w:rFonts w:asciiTheme="minorHAnsi" w:eastAsiaTheme="minorEastAsia" w:hAnsiTheme="minorHAnsi" w:cstheme="minorBidi"/>
           <w:noProof/>
-          <w:rtl/>
-        </w:rPr>
-      </w:pPr>
-      <w:hyperlink w:anchor="_Toc232261964" w:history="1">
+          <w:kern w:val="2"/>
+          <w:sz w:val="24"/>
+          <w:szCs w:val="24"/>
+          <w:rtl/>
+          <w14:ligatures w14:val="standardContextual"/>
+        </w:rPr>
+      </w:pPr>
+      <w:hyperlink w:anchor="_Toc232594318" w:history="1">
         <w:r>
           <w:rPr>
             <w:rStyle w:val="Hyperlink"/>
@@ -4197,7 +4385,7 @@
             <w:noProof/>
             <w:webHidden/>
           </w:rPr>
-          <w:instrText>Toc232261964 \h</w:instrText>
+          <w:instrText>Toc232594318 \h</w:instrText>
         </w:r>
         <w:r>
           <w:rPr>
@@ -4228,7 +4416,7 @@
             <w:webHidden/>
             <w:rtl/>
           </w:rPr>
-          <w:t>1</w:t>
+          <w:t>9</w:t>
         </w:r>
         <w:r>
           <w:rPr>
@@ -4247,11 +4435,16 @@
           <w:tab w:val="right" w:leader="dot" w:pos="8296"/>
         </w:tabs>
         <w:rPr>
+          <w:rFonts w:asciiTheme="minorHAnsi" w:eastAsiaTheme="minorEastAsia" w:hAnsiTheme="minorHAnsi" w:cstheme="minorBidi"/>
           <w:noProof/>
-          <w:rtl/>
-        </w:rPr>
-      </w:pPr>
-      <w:hyperlink w:anchor="_Toc232261965" w:history="1">
+          <w:kern w:val="2"/>
+          <w:sz w:val="24"/>
+          <w:szCs w:val="24"/>
+          <w:rtl/>
+          <w14:ligatures w14:val="standardContextual"/>
+        </w:rPr>
+      </w:pPr>
+      <w:hyperlink w:anchor="_Toc232594319" w:history="1">
         <w:r>
           <w:rPr>
             <w:rStyle w:val="Hyperlink"/>
@@ -4306,7 +4499,7 @@
             <w:noProof/>
             <w:webHidden/>
           </w:rPr>
-          <w:instrText>Toc232261965 \h</w:instrText>
+          <w:instrText>Toc232594319 \h</w:instrText>
         </w:r>
         <w:r>
           <w:rPr>
@@ -4337,7 +4530,7 @@
             <w:webHidden/>
             <w:rtl/>
           </w:rPr>
-          <w:t>1</w:t>
+          <w:t>10</w:t>
         </w:r>
         <w:r>
           <w:rPr>
@@ -4356,11 +4549,16 @@
           <w:tab w:val="right" w:leader="dot" w:pos="8296"/>
         </w:tabs>
         <w:rPr>
+          <w:rFonts w:asciiTheme="minorHAnsi" w:eastAsiaTheme="minorEastAsia" w:hAnsiTheme="minorHAnsi" w:cstheme="minorBidi"/>
           <w:noProof/>
-          <w:rtl/>
-        </w:rPr>
-      </w:pPr>
-      <w:hyperlink w:anchor="_Toc232261966" w:history="1">
+          <w:kern w:val="2"/>
+          <w:sz w:val="24"/>
+          <w:szCs w:val="24"/>
+          <w:rtl/>
+          <w14:ligatures w14:val="standardContextual"/>
+        </w:rPr>
+      </w:pPr>
+      <w:hyperlink w:anchor="_Toc232594320" w:history="1">
         <w:r>
           <w:rPr>
             <w:rStyle w:val="Hyperlink"/>
@@ -4415,7 +4613,7 @@
             <w:noProof/>
             <w:webHidden/>
           </w:rPr>
-          <w:instrText>Toc232261966 \h</w:instrText>
+          <w:instrText>Toc232594320 \h</w:instrText>
         </w:r>
         <w:r>
           <w:rPr>
@@ -4446,7 +4644,7 @@
             <w:webHidden/>
             <w:rtl/>
           </w:rPr>
-          <w:t>1</w:t>
+          <w:t>10</w:t>
         </w:r>
         <w:r>
           <w:rPr>
@@ -4465,11 +4663,16 @@
           <w:tab w:val="right" w:leader="dot" w:pos="8296"/>
         </w:tabs>
         <w:rPr>
+          <w:rFonts w:asciiTheme="minorHAnsi" w:eastAsiaTheme="minorEastAsia" w:hAnsiTheme="minorHAnsi" w:cstheme="minorBidi"/>
           <w:noProof/>
-          <w:rtl/>
-        </w:rPr>
-      </w:pPr>
-      <w:hyperlink w:anchor="_Toc232261967" w:history="1">
+          <w:kern w:val="2"/>
+          <w:sz w:val="24"/>
+          <w:szCs w:val="24"/>
+          <w:rtl/>
+          <w14:ligatures w14:val="standardContextual"/>
+        </w:rPr>
+      </w:pPr>
+      <w:hyperlink w:anchor="_Toc232594321" w:history="1">
         <w:r>
           <w:rPr>
             <w:rStyle w:val="Hyperlink"/>
@@ -4524,7 +4727,7 @@
             <w:noProof/>
             <w:webHidden/>
           </w:rPr>
-          <w:instrText>Toc232261967 \h</w:instrText>
+          <w:instrText>Toc232594321 \h</w:instrText>
         </w:r>
         <w:r>
           <w:rPr>
@@ -4555,7 +4758,7 @@
             <w:webHidden/>
             <w:rtl/>
           </w:rPr>
-          <w:t>1</w:t>
+          <w:t>10</w:t>
         </w:r>
         <w:r>
           <w:rPr>
@@ -4574,11 +4777,16 @@
           <w:tab w:val="right" w:leader="dot" w:pos="8296"/>
         </w:tabs>
         <w:rPr>
+          <w:rFonts w:asciiTheme="minorHAnsi" w:eastAsiaTheme="minorEastAsia" w:hAnsiTheme="minorHAnsi" w:cstheme="minorBidi"/>
           <w:noProof/>
-          <w:rtl/>
-        </w:rPr>
-      </w:pPr>
-      <w:hyperlink w:anchor="_Toc232261968" w:history="1">
+          <w:kern w:val="2"/>
+          <w:sz w:val="24"/>
+          <w:szCs w:val="24"/>
+          <w:rtl/>
+          <w14:ligatures w14:val="standardContextual"/>
+        </w:rPr>
+      </w:pPr>
+      <w:hyperlink w:anchor="_Toc232594322" w:history="1">
         <w:r>
           <w:rPr>
             <w:rStyle w:val="Hyperlink"/>
@@ -4633,7 +4841,7 @@
             <w:noProof/>
             <w:webHidden/>
           </w:rPr>
-          <w:instrText>Toc232261968 \h</w:instrText>
+          <w:instrText>Toc232594322 \h</w:instrText>
         </w:r>
         <w:r>
           <w:rPr>
@@ -4664,7 +4872,7 @@
             <w:webHidden/>
             <w:rtl/>
           </w:rPr>
-          <w:t>1</w:t>
+          <w:t>10</w:t>
         </w:r>
         <w:r>
           <w:rPr>
@@ -4698,7 +4906,7 @@
         <w:spacing w:before="200" w:after="120" w:line="276" w:lineRule="auto"/>
         <w:outlineLvl w:val="0"/>
       </w:pPr>
-      <w:bookmarkStart w:id="0" w:name="_Toc232261927"/>
+      <w:bookmarkStart w:id="0" w:name="_Toc232594281"/>
       <w:r>
         <w:rPr>
           <w:b/>
@@ -4727,8 +4935,6 @@
       </w:r>
       <w:r>
         <w:rPr>
-          <w:i/>
-          <w:iCs/>
           <w:color w:val="595959"/>
           <w:rtl/>
         </w:rPr>
@@ -4750,8 +4956,6 @@
       </w:r>
       <w:r>
         <w:rPr>
-          <w:i/>
-          <w:iCs/>
           <w:color w:val="595959"/>
           <w:rtl/>
         </w:rPr>
@@ -4773,8 +4977,6 @@
       </w:r>
       <w:r>
         <w:rPr>
-          <w:i/>
-          <w:iCs/>
           <w:color w:val="595959"/>
           <w:rtl/>
         </w:rPr>
@@ -4796,8 +4998,6 @@
       </w:r>
       <w:r>
         <w:rPr>
-          <w:i/>
-          <w:iCs/>
           <w:color w:val="595959"/>
           <w:rtl/>
         </w:rPr>
@@ -4819,8 +5019,6 @@
       </w:r>
       <w:r>
         <w:rPr>
-          <w:i/>
-          <w:iCs/>
           <w:color w:val="595959"/>
           <w:rtl/>
         </w:rPr>
@@ -4836,7 +5034,7 @@
         <w:spacing w:before="200" w:after="120" w:line="276" w:lineRule="auto"/>
         <w:outlineLvl w:val="0"/>
       </w:pPr>
-      <w:bookmarkStart w:id="1" w:name="_Toc232261928"/>
+      <w:bookmarkStart w:id="1" w:name="_Toc232594282"/>
       <w:r>
         <w:rPr>
           <w:b/>
@@ -4874,8 +5072,6 @@
       </w:pPr>
       <w:r>
         <w:rPr>
-          <w:i/>
-          <w:iCs/>
           <w:color w:val="595959"/>
           <w:rtl/>
         </w:rPr>
@@ -4901,16 +5097,14 @@
     </w:p>
     <w:p>
       <w:pPr>
+        <w:pStyle w:val="ListParagraph"/>
         <w:numPr>
           <w:ilvl w:val="0"/>
-          <w:numId w:val="11"/>
+          <w:numId w:val="1"/>
         </w:numPr>
-        <w:spacing w:after="24" w:line="276" w:lineRule="auto"/>
-      </w:pPr>
-      <w:r>
-        <w:rPr>
-          <w:i/>
-          <w:iCs/>
+      </w:pPr>
+      <w:r>
+        <w:rPr>
           <w:color w:val="595959"/>
           <w:rtl/>
         </w:rPr>
@@ -4919,16 +5113,14 @@
     </w:p>
     <w:p>
       <w:pPr>
+        <w:pStyle w:val="ListParagraph"/>
         <w:numPr>
           <w:ilvl w:val="0"/>
-          <w:numId w:val="11"/>
+          <w:numId w:val="1"/>
         </w:numPr>
-        <w:spacing w:after="24" w:line="276" w:lineRule="auto"/>
-      </w:pPr>
-      <w:r>
-        <w:rPr>
-          <w:i/>
-          <w:iCs/>
+      </w:pPr>
+      <w:r>
+        <w:rPr>
           <w:color w:val="595959"/>
           <w:rtl/>
         </w:rPr>
@@ -4937,16 +5129,14 @@
     </w:p>
     <w:p>
       <w:pPr>
+        <w:pStyle w:val="ListParagraph"/>
         <w:numPr>
           <w:ilvl w:val="0"/>
-          <w:numId w:val="11"/>
+          <w:numId w:val="1"/>
         </w:numPr>
-        <w:spacing w:after="24" w:line="276" w:lineRule="auto"/>
-      </w:pPr>
-      <w:r>
-        <w:rPr>
-          <w:i/>
-          <w:iCs/>
+      </w:pPr>
+      <w:r>
+        <w:rPr>
           <w:color w:val="595959"/>
           <w:rtl/>
         </w:rPr>
@@ -4972,16 +5162,14 @@
     </w:p>
     <w:p>
       <w:pPr>
+        <w:pStyle w:val="ListParagraph"/>
         <w:numPr>
           <w:ilvl w:val="0"/>
-          <w:numId w:val="11"/>
+          <w:numId w:val="1"/>
         </w:numPr>
-        <w:spacing w:after="24" w:line="276" w:lineRule="auto"/>
-      </w:pPr>
-      <w:r>
-        <w:rPr>
-          <w:i/>
-          <w:iCs/>
+      </w:pPr>
+      <w:r>
+        <w:rPr>
           <w:color w:val="595959"/>
           <w:rtl/>
         </w:rPr>
@@ -4990,16 +5178,14 @@
     </w:p>
     <w:p>
       <w:pPr>
+        <w:pStyle w:val="ListParagraph"/>
         <w:numPr>
           <w:ilvl w:val="0"/>
-          <w:numId w:val="11"/>
+          <w:numId w:val="1"/>
         </w:numPr>
-        <w:spacing w:after="24" w:line="276" w:lineRule="auto"/>
-      </w:pPr>
-      <w:r>
-        <w:rPr>
-          <w:i/>
-          <w:iCs/>
+      </w:pPr>
+      <w:r>
+        <w:rPr>
           <w:color w:val="595959"/>
           <w:rtl/>
         </w:rPr>
@@ -5008,16 +5194,14 @@
     </w:p>
     <w:p>
       <w:pPr>
+        <w:pStyle w:val="ListParagraph"/>
         <w:numPr>
           <w:ilvl w:val="0"/>
-          <w:numId w:val="11"/>
+          <w:numId w:val="1"/>
         </w:numPr>
-        <w:spacing w:after="24" w:line="276" w:lineRule="auto"/>
-      </w:pPr>
-      <w:r>
-        <w:rPr>
-          <w:i/>
-          <w:iCs/>
+      </w:pPr>
+      <w:r>
+        <w:rPr>
           <w:color w:val="595959"/>
           <w:rtl/>
         </w:rPr>
@@ -5048,8 +5232,6 @@
       </w:pPr>
       <w:r>
         <w:rPr>
-          <w:i/>
-          <w:iCs/>
           <w:color w:val="595959"/>
           <w:rtl/>
         </w:rPr>
@@ -5075,16 +5257,14 @@
     </w:p>
     <w:p>
       <w:pPr>
+        <w:pStyle w:val="ListParagraph"/>
         <w:numPr>
           <w:ilvl w:val="0"/>
-          <w:numId w:val="11"/>
+          <w:numId w:val="1"/>
         </w:numPr>
-        <w:spacing w:after="24" w:line="276" w:lineRule="auto"/>
-      </w:pPr>
-      <w:r>
-        <w:rPr>
-          <w:i/>
-          <w:iCs/>
+      </w:pPr>
+      <w:r>
+        <w:rPr>
           <w:color w:val="595959"/>
           <w:rtl/>
         </w:rPr>
@@ -5093,16 +5273,14 @@
     </w:p>
     <w:p>
       <w:pPr>
+        <w:pStyle w:val="ListParagraph"/>
         <w:numPr>
           <w:ilvl w:val="0"/>
-          <w:numId w:val="11"/>
+          <w:numId w:val="1"/>
         </w:numPr>
-        <w:spacing w:after="24" w:line="276" w:lineRule="auto"/>
-      </w:pPr>
-      <w:r>
-        <w:rPr>
-          <w:i/>
-          <w:iCs/>
+      </w:pPr>
+      <w:r>
+        <w:rPr>
           <w:color w:val="595959"/>
           <w:rtl/>
         </w:rPr>
@@ -5111,16 +5289,14 @@
     </w:p>
     <w:p>
       <w:pPr>
+        <w:pStyle w:val="ListParagraph"/>
         <w:numPr>
           <w:ilvl w:val="0"/>
-          <w:numId w:val="11"/>
+          <w:numId w:val="1"/>
         </w:numPr>
-        <w:spacing w:after="24" w:line="276" w:lineRule="auto"/>
-      </w:pPr>
-      <w:r>
-        <w:rPr>
-          <w:i/>
-          <w:iCs/>
+      </w:pPr>
+      <w:r>
+        <w:rPr>
           <w:color w:val="595959"/>
           <w:rtl/>
         </w:rPr>
@@ -5136,7 +5312,7 @@
         <w:spacing w:before="200" w:after="120" w:line="276" w:lineRule="auto"/>
         <w:outlineLvl w:val="0"/>
       </w:pPr>
-      <w:bookmarkStart w:id="2" w:name="_Toc232261929"/>
+      <w:bookmarkStart w:id="2" w:name="_Toc232594283"/>
       <w:r>
         <w:rPr>
           <w:b/>
@@ -5156,7 +5332,7 @@
         <w:spacing w:before="160" w:after="70" w:line="276" w:lineRule="auto"/>
         <w:outlineLvl w:val="1"/>
       </w:pPr>
-      <w:bookmarkStart w:id="3" w:name="_Toc232261930"/>
+      <w:bookmarkStart w:id="3" w:name="_Toc232594284"/>
       <w:r>
         <w:rPr>
           <w:b/>
@@ -5189,16 +5365,14 @@
     </w:p>
     <w:p>
       <w:pPr>
+        <w:pStyle w:val="ListParagraph"/>
         <w:numPr>
           <w:ilvl w:val="0"/>
-          <w:numId w:val="11"/>
+          <w:numId w:val="1"/>
         </w:numPr>
-        <w:spacing w:after="24" w:line="276" w:lineRule="auto"/>
-      </w:pPr>
-      <w:r>
-        <w:rPr>
-          <w:i/>
-          <w:iCs/>
+      </w:pPr>
+      <w:r>
+        <w:rPr>
           <w:color w:val="595959"/>
           <w:rtl/>
         </w:rPr>
@@ -5207,35 +5381,30 @@
     </w:p>
     <w:p>
       <w:pPr>
+        <w:pStyle w:val="ListParagraph"/>
         <w:numPr>
           <w:ilvl w:val="0"/>
-          <w:numId w:val="11"/>
+          <w:numId w:val="1"/>
         </w:numPr>
-        <w:spacing w:after="24" w:line="276" w:lineRule="auto"/>
-      </w:pPr>
-      <w:r>
-        <w:rPr>
-          <w:i/>
-          <w:iCs/>
+      </w:pPr>
+      <w:r>
+        <w:rPr>
           <w:color w:val="595959"/>
           <w:rtl/>
         </w:rPr>
-        <w:lastRenderedPageBreak/>
         <w:t>[בעיה 2]: [תיאור קצר והשפעה]</w:t>
       </w:r>
     </w:p>
     <w:p>
       <w:pPr>
+        <w:pStyle w:val="ListParagraph"/>
         <w:numPr>
           <w:ilvl w:val="0"/>
-          <w:numId w:val="11"/>
+          <w:numId w:val="1"/>
         </w:numPr>
-        <w:spacing w:after="24" w:line="276" w:lineRule="auto"/>
-      </w:pPr>
-      <w:r>
-        <w:rPr>
-          <w:i/>
-          <w:iCs/>
+      </w:pPr>
+      <w:r>
+        <w:rPr>
           <w:color w:val="595959"/>
           <w:rtl/>
         </w:rPr>
@@ -5256,21 +5425,20 @@
           <w:szCs w:val="23"/>
           <w:rtl/>
         </w:rPr>
+        <w:lastRenderedPageBreak/>
         <w:t>הזדמנויות מרכזיות:</w:t>
       </w:r>
     </w:p>
     <w:p>
       <w:pPr>
+        <w:pStyle w:val="ListParagraph"/>
         <w:numPr>
           <w:ilvl w:val="0"/>
-          <w:numId w:val="11"/>
+          <w:numId w:val="1"/>
         </w:numPr>
-        <w:spacing w:after="24" w:line="276" w:lineRule="auto"/>
-      </w:pPr>
-      <w:r>
-        <w:rPr>
-          <w:i/>
-          <w:iCs/>
+      </w:pPr>
+      <w:r>
+        <w:rPr>
           <w:color w:val="595959"/>
           <w:rtl/>
         </w:rPr>
@@ -5279,16 +5447,14 @@
     </w:p>
     <w:p>
       <w:pPr>
+        <w:pStyle w:val="ListParagraph"/>
         <w:numPr>
           <w:ilvl w:val="0"/>
-          <w:numId w:val="11"/>
+          <w:numId w:val="1"/>
         </w:numPr>
-        <w:spacing w:after="24" w:line="276" w:lineRule="auto"/>
-      </w:pPr>
-      <w:r>
-        <w:rPr>
-          <w:i/>
-          <w:iCs/>
+      </w:pPr>
+      <w:r>
+        <w:rPr>
           <w:color w:val="595959"/>
           <w:rtl/>
         </w:rPr>
@@ -5301,7 +5467,7 @@
         <w:spacing w:before="160" w:after="70" w:line="276" w:lineRule="auto"/>
         <w:outlineLvl w:val="1"/>
       </w:pPr>
-      <w:bookmarkStart w:id="4" w:name="_Toc232261931"/>
+      <w:bookmarkStart w:id="4" w:name="_Toc232594285"/>
       <w:r>
         <w:rPr>
           <w:b/>
@@ -5319,7 +5485,7 @@
       <w:pPr>
         <w:numPr>
           <w:ilvl w:val="0"/>
-          <w:numId w:val="11"/>
+          <w:numId w:val="1"/>
         </w:numPr>
         <w:spacing w:after="24" w:line="276" w:lineRule="auto"/>
       </w:pPr>
@@ -5344,7 +5510,7 @@
       <w:pPr>
         <w:numPr>
           <w:ilvl w:val="0"/>
-          <w:numId w:val="11"/>
+          <w:numId w:val="1"/>
         </w:numPr>
         <w:spacing w:after="24" w:line="276" w:lineRule="auto"/>
       </w:pPr>
@@ -5369,7 +5535,7 @@
       <w:pPr>
         <w:numPr>
           <w:ilvl w:val="0"/>
-          <w:numId w:val="11"/>
+          <w:numId w:val="1"/>
         </w:numPr>
         <w:spacing w:after="24" w:line="276" w:lineRule="auto"/>
       </w:pPr>
@@ -5394,7 +5560,7 @@
       <w:pPr>
         <w:numPr>
           <w:ilvl w:val="0"/>
-          <w:numId w:val="11"/>
+          <w:numId w:val="1"/>
         </w:numPr>
         <w:spacing w:after="24" w:line="276" w:lineRule="auto"/>
       </w:pPr>
@@ -5419,7 +5585,7 @@
       <w:pPr>
         <w:numPr>
           <w:ilvl w:val="0"/>
-          <w:numId w:val="11"/>
+          <w:numId w:val="1"/>
         </w:numPr>
         <w:spacing w:after="24" w:line="276" w:lineRule="auto"/>
       </w:pPr>
@@ -5449,7 +5615,7 @@
         <w:spacing w:before="200" w:after="120" w:line="276" w:lineRule="auto"/>
         <w:outlineLvl w:val="0"/>
       </w:pPr>
-      <w:bookmarkStart w:id="5" w:name="_Toc232261932"/>
+      <w:bookmarkStart w:id="5" w:name="_Toc232594286"/>
       <w:r>
         <w:rPr>
           <w:b/>
@@ -5469,7 +5635,7 @@
         <w:spacing w:before="160" w:after="70" w:line="276" w:lineRule="auto"/>
         <w:outlineLvl w:val="1"/>
       </w:pPr>
-      <w:bookmarkStart w:id="6" w:name="_Toc232261933"/>
+      <w:bookmarkStart w:id="6" w:name="_Toc232594287"/>
       <w:r>
         <w:rPr>
           <w:b/>
@@ -5487,7 +5653,7 @@
       <w:pPr>
         <w:numPr>
           <w:ilvl w:val="0"/>
-          <w:numId w:val="11"/>
+          <w:numId w:val="1"/>
         </w:numPr>
         <w:spacing w:after="24" w:line="276" w:lineRule="auto"/>
       </w:pPr>
@@ -5503,7 +5669,7 @@
       <w:pPr>
         <w:numPr>
           <w:ilvl w:val="0"/>
-          <w:numId w:val="11"/>
+          <w:numId w:val="1"/>
         </w:numPr>
         <w:spacing w:after="24" w:line="276" w:lineRule="auto"/>
       </w:pPr>
@@ -5519,7 +5685,7 @@
       <w:pPr>
         <w:numPr>
           <w:ilvl w:val="0"/>
-          <w:numId w:val="11"/>
+          <w:numId w:val="1"/>
         </w:numPr>
         <w:spacing w:after="24" w:line="276" w:lineRule="auto"/>
       </w:pPr>
@@ -5535,7 +5701,7 @@
       <w:pPr>
         <w:numPr>
           <w:ilvl w:val="0"/>
-          <w:numId w:val="11"/>
+          <w:numId w:val="1"/>
         </w:numPr>
         <w:spacing w:after="24" w:line="276" w:lineRule="auto"/>
       </w:pPr>
@@ -5553,7 +5719,7 @@
         <w:spacing w:before="160" w:after="70" w:line="276" w:lineRule="auto"/>
         <w:outlineLvl w:val="1"/>
       </w:pPr>
-      <w:bookmarkStart w:id="7" w:name="_Toc232261934"/>
+      <w:bookmarkStart w:id="7" w:name="_Toc232594288"/>
       <w:r>
         <w:rPr>
           <w:b/>
@@ -5582,8 +5748,6 @@
       </w:r>
       <w:r>
         <w:rPr>
-          <w:i/>
-          <w:iCs/>
           <w:color w:val="595959"/>
           <w:rtl/>
         </w:rPr>
@@ -5605,8 +5769,6 @@
       </w:r>
       <w:r>
         <w:rPr>
-          <w:i/>
-          <w:iCs/>
           <w:color w:val="595959"/>
           <w:rtl/>
         </w:rPr>
@@ -5628,8 +5790,6 @@
       </w:r>
       <w:r>
         <w:rPr>
-          <w:i/>
-          <w:iCs/>
           <w:color w:val="595959"/>
           <w:rtl/>
         </w:rPr>
@@ -5655,16 +5815,14 @@
     </w:p>
     <w:p>
       <w:pPr>
+        <w:pStyle w:val="ListParagraph"/>
         <w:numPr>
           <w:ilvl w:val="0"/>
-          <w:numId w:val="11"/>
+          <w:numId w:val="1"/>
         </w:numPr>
-        <w:spacing w:after="24" w:line="276" w:lineRule="auto"/>
-      </w:pPr>
-      <w:r>
-        <w:rPr>
-          <w:i/>
-          <w:iCs/>
+      </w:pPr>
+      <w:r>
+        <w:rPr>
           <w:color w:val="595959"/>
           <w:rtl/>
         </w:rPr>
@@ -5673,16 +5831,14 @@
     </w:p>
     <w:p>
       <w:pPr>
+        <w:pStyle w:val="ListParagraph"/>
         <w:numPr>
           <w:ilvl w:val="0"/>
-          <w:numId w:val="11"/>
+          <w:numId w:val="1"/>
         </w:numPr>
-        <w:spacing w:after="24" w:line="276" w:lineRule="auto"/>
-      </w:pPr>
-      <w:r>
-        <w:rPr>
-          <w:i/>
-          <w:iCs/>
+      </w:pPr>
+      <w:r>
+        <w:rPr>
           <w:color w:val="595959"/>
           <w:rtl/>
         </w:rPr>
@@ -5698,7 +5854,7 @@
         <w:spacing w:before="200" w:after="120" w:line="276" w:lineRule="auto"/>
         <w:outlineLvl w:val="0"/>
       </w:pPr>
-      <w:bookmarkStart w:id="8" w:name="_Toc232261935"/>
+      <w:bookmarkStart w:id="8" w:name="_Toc232594289"/>
       <w:r>
         <w:rPr>
           <w:b/>
@@ -5718,7 +5874,7 @@
         <w:spacing w:before="160" w:after="70" w:line="276" w:lineRule="auto"/>
         <w:outlineLvl w:val="1"/>
       </w:pPr>
-      <w:bookmarkStart w:id="9" w:name="_Toc232261936"/>
+      <w:bookmarkStart w:id="9" w:name="_Toc232594290"/>
       <w:r>
         <w:rPr>
           <w:b/>
@@ -5765,8 +5921,6 @@
       </w:r>
       <w:r>
         <w:rPr>
-          <w:i/>
-          <w:iCs/>
           <w:color w:val="595959"/>
           <w:rtl/>
         </w:rPr>
@@ -5784,13 +5938,10 @@
           <w:color w:val="2E4570"/>
           <w:rtl/>
         </w:rPr>
-        <w:lastRenderedPageBreak/>
         <w:t xml:space="preserve">למה:  </w:t>
       </w:r>
       <w:r>
         <w:rPr>
-          <w:i/>
-          <w:iCs/>
           <w:color w:val="595959"/>
           <w:rtl/>
         </w:rPr>
@@ -5812,8 +5963,6 @@
       </w:r>
       <w:r>
         <w:rPr>
-          <w:i/>
-          <w:iCs/>
           <w:color w:val="595959"/>
           <w:rtl/>
         </w:rPr>
@@ -5835,6 +5984,7 @@
           <w:szCs w:val="24"/>
           <w:rtl/>
         </w:rPr>
+        <w:lastRenderedPageBreak/>
         <w:t>3.1.2 יעדים ומדדים</w:t>
       </w:r>
     </w:p>
@@ -5853,8 +6003,6 @@
       </w:r>
       <w:r>
         <w:rPr>
-          <w:i/>
-          <w:iCs/>
           <w:color w:val="595959"/>
           <w:rtl/>
         </w:rPr>
@@ -5882,7 +6030,7 @@
       <w:pPr>
         <w:numPr>
           <w:ilvl w:val="0"/>
-          <w:numId w:val="11"/>
+          <w:numId w:val="1"/>
         </w:numPr>
         <w:spacing w:after="24" w:line="276" w:lineRule="auto"/>
       </w:pPr>
@@ -5898,7 +6046,7 @@
       <w:pPr>
         <w:numPr>
           <w:ilvl w:val="0"/>
-          <w:numId w:val="11"/>
+          <w:numId w:val="1"/>
         </w:numPr>
         <w:spacing w:after="24" w:line="276" w:lineRule="auto"/>
       </w:pPr>
@@ -5914,7 +6062,7 @@
       <w:pPr>
         <w:numPr>
           <w:ilvl w:val="0"/>
-          <w:numId w:val="11"/>
+          <w:numId w:val="1"/>
         </w:numPr>
         <w:spacing w:after="24" w:line="276" w:lineRule="auto"/>
       </w:pPr>
@@ -5965,7 +6113,7 @@
       <w:pPr>
         <w:numPr>
           <w:ilvl w:val="0"/>
-          <w:numId w:val="11"/>
+          <w:numId w:val="1"/>
         </w:numPr>
         <w:spacing w:after="24" w:line="276" w:lineRule="auto"/>
       </w:pPr>
@@ -5981,7 +6129,7 @@
       <w:pPr>
         <w:numPr>
           <w:ilvl w:val="0"/>
-          <w:numId w:val="11"/>
+          <w:numId w:val="1"/>
         </w:numPr>
         <w:spacing w:after="24" w:line="276" w:lineRule="auto"/>
       </w:pPr>
@@ -6000,8 +6148,6 @@
       </w:pPr>
       <w:r>
         <w:rPr>
-          <w:i/>
-          <w:iCs/>
           <w:color w:val="595959"/>
           <w:sz w:val="21"/>
           <w:szCs w:val="21"/>
@@ -6047,16 +6193,14 @@
     </w:p>
     <w:p>
       <w:pPr>
+        <w:pStyle w:val="ListParagraph"/>
         <w:numPr>
           <w:ilvl w:val="0"/>
-          <w:numId w:val="11"/>
+          <w:numId w:val="1"/>
         </w:numPr>
-        <w:spacing w:after="24" w:line="276" w:lineRule="auto"/>
-      </w:pPr>
-      <w:r>
-        <w:rPr>
-          <w:i/>
-          <w:iCs/>
+      </w:pPr>
+      <w:r>
+        <w:rPr>
           <w:color w:val="595959"/>
           <w:rtl/>
         </w:rPr>
@@ -6065,16 +6209,14 @@
     </w:p>
     <w:p>
       <w:pPr>
+        <w:pStyle w:val="ListParagraph"/>
         <w:numPr>
           <w:ilvl w:val="0"/>
-          <w:numId w:val="11"/>
+          <w:numId w:val="1"/>
         </w:numPr>
-        <w:spacing w:after="24" w:line="276" w:lineRule="auto"/>
-      </w:pPr>
-      <w:r>
-        <w:rPr>
-          <w:i/>
-          <w:iCs/>
+      </w:pPr>
+      <w:r>
+        <w:rPr>
           <w:color w:val="595959"/>
           <w:rtl/>
         </w:rPr>
@@ -6100,16 +6242,14 @@
     </w:p>
     <w:p>
       <w:pPr>
+        <w:pStyle w:val="ListParagraph"/>
         <w:numPr>
           <w:ilvl w:val="0"/>
-          <w:numId w:val="11"/>
+          <w:numId w:val="1"/>
         </w:numPr>
-        <w:spacing w:after="24" w:line="276" w:lineRule="auto"/>
-      </w:pPr>
-      <w:r>
-        <w:rPr>
-          <w:i/>
-          <w:iCs/>
+      </w:pPr>
+      <w:r>
+        <w:rPr>
           <w:color w:val="595959"/>
           <w:rtl/>
         </w:rPr>
@@ -6118,16 +6258,14 @@
     </w:p>
     <w:p>
       <w:pPr>
+        <w:pStyle w:val="ListParagraph"/>
         <w:numPr>
           <w:ilvl w:val="0"/>
-          <w:numId w:val="11"/>
+          <w:numId w:val="1"/>
         </w:numPr>
-        <w:spacing w:after="24" w:line="276" w:lineRule="auto"/>
-      </w:pPr>
-      <w:r>
-        <w:rPr>
-          <w:i/>
-          <w:iCs/>
+      </w:pPr>
+      <w:r>
+        <w:rPr>
           <w:color w:val="595959"/>
           <w:rtl/>
         </w:rPr>
@@ -6138,7 +6276,7 @@
       <w:pPr>
         <w:numPr>
           <w:ilvl w:val="0"/>
-          <w:numId w:val="11"/>
+          <w:numId w:val="1"/>
         </w:numPr>
         <w:spacing w:after="24" w:line="276" w:lineRule="auto"/>
       </w:pPr>
@@ -6169,16 +6307,14 @@
     </w:p>
     <w:p>
       <w:pPr>
+        <w:pStyle w:val="ListParagraph"/>
         <w:numPr>
           <w:ilvl w:val="0"/>
-          <w:numId w:val="11"/>
+          <w:numId w:val="1"/>
         </w:numPr>
-        <w:spacing w:after="24" w:line="276" w:lineRule="auto"/>
-      </w:pPr>
-      <w:r>
-        <w:rPr>
-          <w:i/>
-          <w:iCs/>
+      </w:pPr>
+      <w:r>
+        <w:rPr>
           <w:color w:val="595959"/>
           <w:rtl/>
         </w:rPr>
@@ -6187,16 +6323,14 @@
     </w:p>
     <w:p>
       <w:pPr>
+        <w:pStyle w:val="ListParagraph"/>
         <w:numPr>
           <w:ilvl w:val="0"/>
-          <w:numId w:val="11"/>
+          <w:numId w:val="1"/>
         </w:numPr>
-        <w:spacing w:after="24" w:line="276" w:lineRule="auto"/>
-      </w:pPr>
-      <w:r>
-        <w:rPr>
-          <w:i/>
-          <w:iCs/>
+      </w:pPr>
+      <w:r>
+        <w:rPr>
           <w:color w:val="595959"/>
           <w:rtl/>
         </w:rPr>
@@ -6225,7 +6359,7 @@
       <w:pPr>
         <w:numPr>
           <w:ilvl w:val="0"/>
-          <w:numId w:val="11"/>
+          <w:numId w:val="1"/>
         </w:numPr>
         <w:spacing w:after="24" w:line="276" w:lineRule="auto"/>
       </w:pPr>
@@ -6241,7 +6375,7 @@
       <w:pPr>
         <w:numPr>
           <w:ilvl w:val="0"/>
-          <w:numId w:val="11"/>
+          <w:numId w:val="1"/>
         </w:numPr>
         <w:spacing w:after="24" w:line="276" w:lineRule="auto"/>
       </w:pPr>
@@ -6268,7 +6402,6 @@
           <w:szCs w:val="24"/>
           <w:rtl/>
         </w:rPr>
-        <w:lastRenderedPageBreak/>
         <w:t>3.1.6 השפעה על בעלי עניין</w:t>
       </w:r>
     </w:p>
@@ -6287,8 +6420,6 @@
       </w:r>
       <w:r>
         <w:rPr>
-          <w:i/>
-          <w:iCs/>
           <w:color w:val="595959"/>
           <w:rtl/>
         </w:rPr>
@@ -6310,8 +6441,6 @@
       </w:r>
       <w:r>
         <w:rPr>
-          <w:i/>
-          <w:iCs/>
           <w:color w:val="595959"/>
           <w:rtl/>
         </w:rPr>
@@ -6333,8 +6462,6 @@
       </w:r>
       <w:r>
         <w:rPr>
-          <w:i/>
-          <w:iCs/>
           <w:color w:val="595959"/>
           <w:rtl/>
         </w:rPr>
@@ -6352,12 +6479,11 @@
           <w:color w:val="2E4570"/>
           <w:rtl/>
         </w:rPr>
+        <w:lastRenderedPageBreak/>
         <w:t xml:space="preserve">קהילה:  </w:t>
       </w:r>
       <w:r>
         <w:rPr>
-          <w:i/>
-          <w:iCs/>
           <w:color w:val="595959"/>
           <w:rtl/>
         </w:rPr>
@@ -6370,7 +6496,7 @@
         <w:spacing w:before="160" w:after="70" w:line="276" w:lineRule="auto"/>
         <w:outlineLvl w:val="1"/>
       </w:pPr>
-      <w:bookmarkStart w:id="10" w:name="_Toc232261937"/>
+      <w:bookmarkStart w:id="10" w:name="_Toc232594291"/>
       <w:r>
         <w:rPr>
           <w:b/>
@@ -6391,8 +6517,6 @@
       </w:pPr>
       <w:r>
         <w:rPr>
-          <w:i/>
-          <w:iCs/>
           <w:color w:val="595959"/>
           <w:sz w:val="21"/>
           <w:szCs w:val="21"/>
@@ -6407,7 +6531,7 @@
         <w:spacing w:before="160" w:after="70" w:line="276" w:lineRule="auto"/>
         <w:outlineLvl w:val="1"/>
       </w:pPr>
-      <w:bookmarkStart w:id="11" w:name="_Toc232261938"/>
+      <w:bookmarkStart w:id="11" w:name="_Toc232594292"/>
       <w:r>
         <w:rPr>
           <w:b/>
@@ -6428,8 +6552,6 @@
       </w:pPr>
       <w:r>
         <w:rPr>
-          <w:i/>
-          <w:iCs/>
           <w:color w:val="595959"/>
           <w:sz w:val="21"/>
           <w:szCs w:val="21"/>
@@ -6447,7 +6569,7 @@
         <w:spacing w:before="200" w:after="120" w:line="276" w:lineRule="auto"/>
         <w:outlineLvl w:val="0"/>
       </w:pPr>
-      <w:bookmarkStart w:id="12" w:name="_Toc232261939"/>
+      <w:bookmarkStart w:id="12" w:name="_Toc232594293"/>
       <w:r>
         <w:rPr>
           <w:b/>
@@ -6467,7 +6589,7 @@
         <w:spacing w:before="160" w:after="70" w:line="276" w:lineRule="auto"/>
         <w:outlineLvl w:val="1"/>
       </w:pPr>
-      <w:bookmarkStart w:id="13" w:name="_Toc232261940"/>
+      <w:bookmarkStart w:id="13" w:name="_Toc232594294"/>
       <w:r>
         <w:rPr>
           <w:b/>
@@ -6880,7 +7002,7 @@
         <w:spacing w:before="160" w:after="70" w:line="276" w:lineRule="auto"/>
         <w:outlineLvl w:val="1"/>
       </w:pPr>
-      <w:bookmarkStart w:id="14" w:name="_Toc232261941"/>
+      <w:bookmarkStart w:id="14" w:name="_Toc232594295"/>
       <w:r>
         <w:rPr>
           <w:b/>
@@ -6898,7 +7020,7 @@
       <w:pPr>
         <w:numPr>
           <w:ilvl w:val="0"/>
-          <w:numId w:val="11"/>
+          <w:numId w:val="1"/>
         </w:numPr>
         <w:spacing w:after="24" w:line="276" w:lineRule="auto"/>
       </w:pPr>
@@ -6914,7 +7036,7 @@
       <w:pPr>
         <w:numPr>
           <w:ilvl w:val="0"/>
-          <w:numId w:val="11"/>
+          <w:numId w:val="1"/>
         </w:numPr>
         <w:spacing w:after="24" w:line="276" w:lineRule="auto"/>
       </w:pPr>
@@ -6930,7 +7052,7 @@
       <w:pPr>
         <w:numPr>
           <w:ilvl w:val="0"/>
-          <w:numId w:val="11"/>
+          <w:numId w:val="1"/>
         </w:numPr>
         <w:spacing w:after="24" w:line="276" w:lineRule="auto"/>
       </w:pPr>
@@ -6946,7 +7068,7 @@
       <w:pPr>
         <w:numPr>
           <w:ilvl w:val="0"/>
-          <w:numId w:val="11"/>
+          <w:numId w:val="1"/>
         </w:numPr>
         <w:spacing w:after="24" w:line="276" w:lineRule="auto"/>
       </w:pPr>
@@ -6964,7 +7086,7 @@
         <w:spacing w:before="160" w:after="70" w:line="276" w:lineRule="auto"/>
         <w:outlineLvl w:val="1"/>
       </w:pPr>
-      <w:bookmarkStart w:id="15" w:name="_Toc232261942"/>
+      <w:bookmarkStart w:id="15" w:name="_Toc232594296"/>
       <w:r>
         <w:rPr>
           <w:b/>
@@ -7379,7 +7501,7 @@
         <w:spacing w:before="200" w:after="120" w:line="276" w:lineRule="auto"/>
         <w:outlineLvl w:val="0"/>
       </w:pPr>
-      <w:bookmarkStart w:id="16" w:name="_Toc232261943"/>
+      <w:bookmarkStart w:id="16" w:name="_Toc232594297"/>
       <w:r>
         <w:rPr>
           <w:b/>
@@ -7389,7 +7511,6 @@
           <w:szCs w:val="32"/>
           <w:rtl/>
         </w:rPr>
-        <w:lastRenderedPageBreak/>
         <w:t>5. ניהול שינוי וטיפול בהתנגדות</w:t>
       </w:r>
       <w:bookmarkEnd w:id="16"/>
@@ -7400,7 +7521,7 @@
         <w:spacing w:before="160" w:after="70" w:line="276" w:lineRule="auto"/>
         <w:outlineLvl w:val="1"/>
       </w:pPr>
-      <w:bookmarkStart w:id="17" w:name="_Toc232261944"/>
+      <w:bookmarkStart w:id="17" w:name="_Toc232594298"/>
       <w:r>
         <w:rPr>
           <w:b/>
@@ -7429,8 +7550,6 @@
       </w:r>
       <w:r>
         <w:rPr>
-          <w:i/>
-          <w:iCs/>
           <w:color w:val="595959"/>
           <w:rtl/>
         </w:rPr>
@@ -7452,8 +7571,6 @@
       </w:r>
       <w:r>
         <w:rPr>
-          <w:i/>
-          <w:iCs/>
           <w:color w:val="595959"/>
           <w:rtl/>
         </w:rPr>
@@ -7475,8 +7592,6 @@
       </w:r>
       <w:r>
         <w:rPr>
-          <w:i/>
-          <w:iCs/>
           <w:color w:val="595959"/>
           <w:rtl/>
         </w:rPr>
@@ -7489,7 +7604,7 @@
         <w:spacing w:before="160" w:after="70" w:line="276" w:lineRule="auto"/>
         <w:outlineLvl w:val="1"/>
       </w:pPr>
-      <w:bookmarkStart w:id="18" w:name="_Toc232261945"/>
+      <w:bookmarkStart w:id="18" w:name="_Toc232594299"/>
       <w:r>
         <w:rPr>
           <w:b/>
@@ -7499,6 +7614,7 @@
           <w:szCs w:val="27"/>
           <w:rtl/>
         </w:rPr>
+        <w:lastRenderedPageBreak/>
         <w:t>5.2 אסטרטגיית תקשורת</w:t>
       </w:r>
       <w:bookmarkEnd w:id="18"/>
@@ -7524,7 +7640,7 @@
       <w:pPr>
         <w:numPr>
           <w:ilvl w:val="0"/>
-          <w:numId w:val="11"/>
+          <w:numId w:val="1"/>
         </w:numPr>
         <w:spacing w:after="24" w:line="276" w:lineRule="auto"/>
       </w:pPr>
@@ -7540,7 +7656,7 @@
       <w:pPr>
         <w:numPr>
           <w:ilvl w:val="0"/>
-          <w:numId w:val="11"/>
+          <w:numId w:val="1"/>
         </w:numPr>
         <w:spacing w:after="24" w:line="276" w:lineRule="auto"/>
       </w:pPr>
@@ -7556,7 +7672,7 @@
       <w:pPr>
         <w:numPr>
           <w:ilvl w:val="0"/>
-          <w:numId w:val="11"/>
+          <w:numId w:val="1"/>
         </w:numPr>
         <w:spacing w:after="24" w:line="276" w:lineRule="auto"/>
       </w:pPr>
@@ -7587,16 +7703,14 @@
     </w:p>
     <w:p>
       <w:pPr>
+        <w:pStyle w:val="ListParagraph"/>
         <w:numPr>
           <w:ilvl w:val="0"/>
-          <w:numId w:val="11"/>
+          <w:numId w:val="1"/>
         </w:numPr>
-        <w:spacing w:after="24" w:line="276" w:lineRule="auto"/>
-      </w:pPr>
-      <w:r>
-        <w:rPr>
-          <w:i/>
-          <w:iCs/>
+      </w:pPr>
+      <w:r>
+        <w:rPr>
           <w:color w:val="595959"/>
           <w:rtl/>
         </w:rPr>
@@ -7605,16 +7719,14 @@
     </w:p>
     <w:p>
       <w:pPr>
+        <w:pStyle w:val="ListParagraph"/>
         <w:numPr>
           <w:ilvl w:val="0"/>
-          <w:numId w:val="11"/>
+          <w:numId w:val="1"/>
         </w:numPr>
-        <w:spacing w:after="24" w:line="276" w:lineRule="auto"/>
-      </w:pPr>
-      <w:r>
-        <w:rPr>
-          <w:i/>
-          <w:iCs/>
+      </w:pPr>
+      <w:r>
+        <w:rPr>
           <w:color w:val="595959"/>
           <w:rtl/>
         </w:rPr>
@@ -7627,7 +7739,7 @@
         <w:spacing w:before="160" w:after="70" w:line="276" w:lineRule="auto"/>
         <w:outlineLvl w:val="1"/>
       </w:pPr>
-      <w:bookmarkStart w:id="19" w:name="_Toc232261946"/>
+      <w:bookmarkStart w:id="19" w:name="_Toc232594300"/>
       <w:r>
         <w:rPr>
           <w:b/>
@@ -7656,8 +7768,6 @@
       </w:r>
       <w:r>
         <w:rPr>
-          <w:i/>
-          <w:iCs/>
           <w:color w:val="595959"/>
           <w:rtl/>
         </w:rPr>
@@ -7679,8 +7789,6 @@
       </w:r>
       <w:r>
         <w:rPr>
-          <w:i/>
-          <w:iCs/>
           <w:color w:val="595959"/>
           <w:rtl/>
         </w:rPr>
@@ -7702,8 +7810,6 @@
       </w:r>
       <w:r>
         <w:rPr>
-          <w:i/>
-          <w:iCs/>
           <w:color w:val="595959"/>
           <w:rtl/>
         </w:rPr>
@@ -7725,8 +7831,6 @@
       </w:r>
       <w:r>
         <w:rPr>
-          <w:i/>
-          <w:iCs/>
           <w:color w:val="595959"/>
           <w:rtl/>
         </w:rPr>
@@ -7742,7 +7846,7 @@
         <w:spacing w:before="200" w:after="120" w:line="276" w:lineRule="auto"/>
         <w:outlineLvl w:val="0"/>
       </w:pPr>
-      <w:bookmarkStart w:id="20" w:name="_Toc232261947"/>
+      <w:bookmarkStart w:id="20" w:name="_Toc232594301"/>
       <w:r>
         <w:rPr>
           <w:b/>
@@ -7762,7 +7866,7 @@
         <w:spacing w:before="160" w:after="70" w:line="276" w:lineRule="auto"/>
         <w:outlineLvl w:val="1"/>
       </w:pPr>
-      <w:bookmarkStart w:id="21" w:name="_Toc232261948"/>
+      <w:bookmarkStart w:id="21" w:name="_Toc232594302"/>
       <w:r>
         <w:rPr>
           <w:b/>
@@ -8176,7 +8280,7 @@
         <w:spacing w:before="160" w:after="70" w:line="276" w:lineRule="auto"/>
         <w:outlineLvl w:val="1"/>
       </w:pPr>
-      <w:bookmarkStart w:id="22" w:name="_Toc232261949"/>
+      <w:bookmarkStart w:id="22" w:name="_Toc232594303"/>
       <w:r>
         <w:rPr>
           <w:b/>
@@ -8194,7 +8298,7 @@
       <w:pPr>
         <w:numPr>
           <w:ilvl w:val="0"/>
-          <w:numId w:val="11"/>
+          <w:numId w:val="1"/>
         </w:numPr>
         <w:spacing w:after="24" w:line="276" w:lineRule="auto"/>
       </w:pPr>
@@ -8210,7 +8314,7 @@
       <w:pPr>
         <w:numPr>
           <w:ilvl w:val="0"/>
-          <w:numId w:val="11"/>
+          <w:numId w:val="1"/>
         </w:numPr>
         <w:spacing w:after="24" w:line="276" w:lineRule="auto"/>
       </w:pPr>
@@ -8226,7 +8330,7 @@
       <w:pPr>
         <w:numPr>
           <w:ilvl w:val="0"/>
-          <w:numId w:val="11"/>
+          <w:numId w:val="1"/>
         </w:numPr>
         <w:spacing w:after="24" w:line="276" w:lineRule="auto"/>
       </w:pPr>
@@ -8242,7 +8346,7 @@
       <w:pPr>
         <w:numPr>
           <w:ilvl w:val="0"/>
-          <w:numId w:val="11"/>
+          <w:numId w:val="1"/>
         </w:numPr>
         <w:spacing w:after="24" w:line="276" w:lineRule="auto"/>
       </w:pPr>
@@ -8251,7 +8355,6 @@
           <w:color w:val="262626"/>
           <w:rtl/>
         </w:rPr>
-        <w:lastRenderedPageBreak/>
         <w:t>דיווח רבעוני: [מה ולמי]</w:t>
       </w:r>
     </w:p>
@@ -8261,7 +8364,7 @@
         <w:spacing w:before="160" w:after="70" w:line="276" w:lineRule="auto"/>
         <w:outlineLvl w:val="1"/>
       </w:pPr>
-      <w:bookmarkStart w:id="23" w:name="_Toc232261950"/>
+      <w:bookmarkStart w:id="23" w:name="_Toc232594304"/>
       <w:r>
         <w:rPr>
           <w:b/>
@@ -8296,7 +8399,7 @@
       <w:pPr>
         <w:numPr>
           <w:ilvl w:val="0"/>
-          <w:numId w:val="11"/>
+          <w:numId w:val="1"/>
         </w:numPr>
         <w:spacing w:after="24" w:line="276" w:lineRule="auto"/>
       </w:pPr>
@@ -8312,7 +8415,7 @@
       <w:pPr>
         <w:numPr>
           <w:ilvl w:val="0"/>
-          <w:numId w:val="11"/>
+          <w:numId w:val="1"/>
         </w:numPr>
         <w:spacing w:after="24" w:line="276" w:lineRule="auto"/>
       </w:pPr>
@@ -8328,7 +8431,7 @@
       <w:pPr>
         <w:numPr>
           <w:ilvl w:val="0"/>
-          <w:numId w:val="11"/>
+          <w:numId w:val="1"/>
         </w:numPr>
         <w:spacing w:after="24" w:line="276" w:lineRule="auto"/>
       </w:pPr>
@@ -8347,13 +8450,12 @@
       </w:pPr>
       <w:r>
         <w:rPr>
-          <w:i/>
-          <w:iCs/>
           <w:color w:val="595959"/>
           <w:sz w:val="21"/>
           <w:szCs w:val="21"/>
           <w:rtl/>
         </w:rPr>
+        <w:lastRenderedPageBreak/>
         <w:t>נקודת בדיקה 2 (חודש 6) – חזרה על אותו מבנה.</w:t>
       </w:r>
     </w:p>
@@ -8366,7 +8468,7 @@
         <w:spacing w:before="200" w:after="120" w:line="276" w:lineRule="auto"/>
         <w:outlineLvl w:val="0"/>
       </w:pPr>
-      <w:bookmarkStart w:id="24" w:name="_Toc232261951"/>
+      <w:bookmarkStart w:id="24" w:name="_Toc232594305"/>
       <w:r>
         <w:rPr>
           <w:b/>
@@ -8386,7 +8488,7 @@
         <w:spacing w:before="160" w:after="70" w:line="276" w:lineRule="auto"/>
         <w:outlineLvl w:val="1"/>
       </w:pPr>
-      <w:bookmarkStart w:id="25" w:name="_Toc232261952"/>
+      <w:bookmarkStart w:id="25" w:name="_Toc232594306"/>
       <w:r>
         <w:rPr>
           <w:b/>
@@ -8768,7 +8870,7 @@
         <w:spacing w:before="160" w:after="70" w:line="276" w:lineRule="auto"/>
         <w:outlineLvl w:val="1"/>
       </w:pPr>
-      <w:bookmarkStart w:id="26" w:name="_Toc232261953"/>
+      <w:bookmarkStart w:id="26" w:name="_Toc232594307"/>
       <w:r>
         <w:rPr>
           <w:b/>
@@ -8786,7 +8888,7 @@
       <w:pPr>
         <w:numPr>
           <w:ilvl w:val="0"/>
-          <w:numId w:val="11"/>
+          <w:numId w:val="1"/>
         </w:numPr>
         <w:spacing w:after="24" w:line="276" w:lineRule="auto"/>
       </w:pPr>
@@ -8802,7 +8904,7 @@
       <w:pPr>
         <w:numPr>
           <w:ilvl w:val="0"/>
-          <w:numId w:val="11"/>
+          <w:numId w:val="1"/>
         </w:numPr>
         <w:spacing w:after="24" w:line="276" w:lineRule="auto"/>
       </w:pPr>
@@ -8823,7 +8925,7 @@
         <w:spacing w:before="200" w:after="120" w:line="276" w:lineRule="auto"/>
         <w:outlineLvl w:val="0"/>
       </w:pPr>
-      <w:bookmarkStart w:id="27" w:name="_Toc232261954"/>
+      <w:bookmarkStart w:id="27" w:name="_Toc232594308"/>
       <w:r>
         <w:rPr>
           <w:b/>
@@ -8843,7 +8945,7 @@
         <w:spacing w:before="160" w:after="70" w:line="276" w:lineRule="auto"/>
         <w:outlineLvl w:val="1"/>
       </w:pPr>
-      <w:bookmarkStart w:id="28" w:name="_Toc232261955"/>
+      <w:bookmarkStart w:id="28" w:name="_Toc232594309"/>
       <w:r>
         <w:rPr>
           <w:b/>
@@ -8881,8 +8983,6 @@
       </w:pPr>
       <w:r>
         <w:rPr>
-          <w:i/>
-          <w:iCs/>
           <w:color w:val="595959"/>
           <w:rtl/>
         </w:rPr>
@@ -8908,16 +9008,14 @@
     </w:p>
     <w:p>
       <w:pPr>
+        <w:pStyle w:val="ListParagraph"/>
         <w:numPr>
           <w:ilvl w:val="0"/>
-          <w:numId w:val="11"/>
+          <w:numId w:val="1"/>
         </w:numPr>
-        <w:spacing w:after="24" w:line="276" w:lineRule="auto"/>
-      </w:pPr>
-      <w:r>
-        <w:rPr>
-          <w:i/>
-          <w:iCs/>
+      </w:pPr>
+      <w:r>
+        <w:rPr>
           <w:color w:val="595959"/>
           <w:rtl/>
         </w:rPr>
@@ -8926,16 +9024,14 @@
     </w:p>
     <w:p>
       <w:pPr>
+        <w:pStyle w:val="ListParagraph"/>
         <w:numPr>
           <w:ilvl w:val="0"/>
-          <w:numId w:val="11"/>
+          <w:numId w:val="1"/>
         </w:numPr>
-        <w:spacing w:after="24" w:line="276" w:lineRule="auto"/>
-      </w:pPr>
-      <w:r>
-        <w:rPr>
-          <w:i/>
-          <w:iCs/>
+      </w:pPr>
+      <w:r>
+        <w:rPr>
           <w:color w:val="595959"/>
           <w:rtl/>
         </w:rPr>
@@ -8948,7 +9044,7 @@
         <w:spacing w:before="160" w:after="70" w:line="276" w:lineRule="auto"/>
         <w:outlineLvl w:val="1"/>
       </w:pPr>
-      <w:bookmarkStart w:id="29" w:name="_Toc232261956"/>
+      <w:bookmarkStart w:id="29" w:name="_Toc232594310"/>
       <w:r>
         <w:rPr>
           <w:b/>
@@ -8983,7 +9079,7 @@
       <w:pPr>
         <w:numPr>
           <w:ilvl w:val="0"/>
-          <w:numId w:val="11"/>
+          <w:numId w:val="1"/>
         </w:numPr>
         <w:spacing w:after="24" w:line="276" w:lineRule="auto"/>
       </w:pPr>
@@ -8999,7 +9095,7 @@
       <w:pPr>
         <w:numPr>
           <w:ilvl w:val="0"/>
-          <w:numId w:val="11"/>
+          <w:numId w:val="1"/>
         </w:numPr>
         <w:spacing w:after="24" w:line="276" w:lineRule="auto"/>
       </w:pPr>
@@ -9025,7 +9121,6 @@
           <w:szCs w:val="23"/>
           <w:rtl/>
         </w:rPr>
-        <w:lastRenderedPageBreak/>
         <w:t>על הקהילה:</w:t>
       </w:r>
     </w:p>
@@ -9033,7 +9128,7 @@
       <w:pPr>
         <w:numPr>
           <w:ilvl w:val="0"/>
-          <w:numId w:val="11"/>
+          <w:numId w:val="1"/>
         </w:numPr>
         <w:spacing w:after="24" w:line="276" w:lineRule="auto"/>
       </w:pPr>
@@ -9049,7 +9144,7 @@
       <w:pPr>
         <w:numPr>
           <w:ilvl w:val="0"/>
-          <w:numId w:val="11"/>
+          <w:numId w:val="1"/>
         </w:numPr>
         <w:spacing w:after="24" w:line="276" w:lineRule="auto"/>
       </w:pPr>
@@ -9067,7 +9162,7 @@
         <w:spacing w:before="160" w:after="70" w:line="276" w:lineRule="auto"/>
         <w:outlineLvl w:val="1"/>
       </w:pPr>
-      <w:bookmarkStart w:id="30" w:name="_Toc232261957"/>
+      <w:bookmarkStart w:id="30" w:name="_Toc232594311"/>
       <w:r>
         <w:rPr>
           <w:b/>
@@ -9100,16 +9195,14 @@
     </w:p>
     <w:p>
       <w:pPr>
+        <w:pStyle w:val="ListParagraph"/>
         <w:numPr>
           <w:ilvl w:val="0"/>
-          <w:numId w:val="11"/>
+          <w:numId w:val="1"/>
         </w:numPr>
-        <w:spacing w:after="24" w:line="276" w:lineRule="auto"/>
-      </w:pPr>
-      <w:r>
-        <w:rPr>
-          <w:i/>
-          <w:iCs/>
+      </w:pPr>
+      <w:r>
+        <w:rPr>
           <w:color w:val="595959"/>
           <w:rtl/>
         </w:rPr>
@@ -9118,16 +9211,14 @@
     </w:p>
     <w:p>
       <w:pPr>
+        <w:pStyle w:val="ListParagraph"/>
         <w:numPr>
           <w:ilvl w:val="0"/>
-          <w:numId w:val="11"/>
+          <w:numId w:val="1"/>
         </w:numPr>
-        <w:spacing w:after="24" w:line="276" w:lineRule="auto"/>
-      </w:pPr>
-      <w:r>
-        <w:rPr>
-          <w:i/>
-          <w:iCs/>
+      </w:pPr>
+      <w:r>
+        <w:rPr>
           <w:color w:val="595959"/>
           <w:rtl/>
         </w:rPr>
@@ -9148,21 +9239,20 @@
           <w:szCs w:val="23"/>
           <w:rtl/>
         </w:rPr>
+        <w:lastRenderedPageBreak/>
         <w:t>אתיקה ואחריות:</w:t>
       </w:r>
     </w:p>
     <w:p>
       <w:pPr>
+        <w:pStyle w:val="ListParagraph"/>
         <w:numPr>
           <w:ilvl w:val="0"/>
-          <w:numId w:val="11"/>
+          <w:numId w:val="1"/>
         </w:numPr>
-        <w:spacing w:after="24" w:line="276" w:lineRule="auto"/>
-      </w:pPr>
-      <w:r>
-        <w:rPr>
-          <w:i/>
-          <w:iCs/>
+      </w:pPr>
+      <w:r>
+        <w:rPr>
           <w:color w:val="595959"/>
           <w:rtl/>
         </w:rPr>
@@ -9171,16 +9261,14 @@
     </w:p>
     <w:p>
       <w:pPr>
+        <w:pStyle w:val="ListParagraph"/>
         <w:numPr>
           <w:ilvl w:val="0"/>
-          <w:numId w:val="11"/>
+          <w:numId w:val="1"/>
         </w:numPr>
-        <w:spacing w:after="24" w:line="276" w:lineRule="auto"/>
-      </w:pPr>
-      <w:r>
-        <w:rPr>
-          <w:i/>
-          <w:iCs/>
+      </w:pPr>
+      <w:r>
+        <w:rPr>
           <w:color w:val="595959"/>
           <w:rtl/>
         </w:rPr>
@@ -9196,7 +9284,7 @@
         <w:spacing w:before="200" w:after="120" w:line="276" w:lineRule="auto"/>
         <w:outlineLvl w:val="0"/>
       </w:pPr>
-      <w:bookmarkStart w:id="31" w:name="_Toc232261958"/>
+      <w:bookmarkStart w:id="31" w:name="_Toc232594312"/>
       <w:r>
         <w:rPr>
           <w:b/>
@@ -9216,7 +9304,7 @@
         <w:spacing w:before="160" w:after="70" w:line="276" w:lineRule="auto"/>
         <w:outlineLvl w:val="1"/>
       </w:pPr>
-      <w:bookmarkStart w:id="32" w:name="_Toc232261959"/>
+      <w:bookmarkStart w:id="32" w:name="_Toc232594313"/>
       <w:r>
         <w:rPr>
           <w:b/>
@@ -9249,16 +9337,14 @@
     </w:p>
     <w:p>
       <w:pPr>
+        <w:pStyle w:val="ListParagraph"/>
         <w:numPr>
           <w:ilvl w:val="0"/>
-          <w:numId w:val="11"/>
+          <w:numId w:val="1"/>
         </w:numPr>
-        <w:spacing w:after="24" w:line="276" w:lineRule="auto"/>
-      </w:pPr>
-      <w:r>
-        <w:rPr>
-          <w:i/>
-          <w:iCs/>
+      </w:pPr>
+      <w:r>
+        <w:rPr>
           <w:color w:val="595959"/>
           <w:rtl/>
         </w:rPr>
@@ -9267,16 +9353,14 @@
     </w:p>
     <w:p>
       <w:pPr>
+        <w:pStyle w:val="ListParagraph"/>
         <w:numPr>
           <w:ilvl w:val="0"/>
-          <w:numId w:val="11"/>
+          <w:numId w:val="1"/>
         </w:numPr>
-        <w:spacing w:after="24" w:line="276" w:lineRule="auto"/>
-      </w:pPr>
-      <w:r>
-        <w:rPr>
-          <w:i/>
-          <w:iCs/>
+      </w:pPr>
+      <w:r>
+        <w:rPr>
           <w:color w:val="595959"/>
           <w:rtl/>
         </w:rPr>
@@ -9302,16 +9386,14 @@
     </w:p>
     <w:p>
       <w:pPr>
+        <w:pStyle w:val="ListParagraph"/>
         <w:numPr>
           <w:ilvl w:val="0"/>
-          <w:numId w:val="11"/>
+          <w:numId w:val="1"/>
         </w:numPr>
-        <w:spacing w:after="24" w:line="276" w:lineRule="auto"/>
-      </w:pPr>
-      <w:r>
-        <w:rPr>
-          <w:i/>
-          <w:iCs/>
+      </w:pPr>
+      <w:r>
+        <w:rPr>
           <w:color w:val="595959"/>
           <w:rtl/>
         </w:rPr>
@@ -9320,16 +9402,14 @@
     </w:p>
     <w:p>
       <w:pPr>
+        <w:pStyle w:val="ListParagraph"/>
         <w:numPr>
           <w:ilvl w:val="0"/>
-          <w:numId w:val="11"/>
+          <w:numId w:val="1"/>
         </w:numPr>
-        <w:spacing w:after="24" w:line="276" w:lineRule="auto"/>
-      </w:pPr>
-      <w:r>
-        <w:rPr>
-          <w:i/>
-          <w:iCs/>
+      </w:pPr>
+      <w:r>
+        <w:rPr>
           <w:color w:val="595959"/>
           <w:rtl/>
         </w:rPr>
@@ -9342,7 +9422,7 @@
         <w:spacing w:before="160" w:after="70" w:line="276" w:lineRule="auto"/>
         <w:outlineLvl w:val="1"/>
       </w:pPr>
-      <w:bookmarkStart w:id="33" w:name="_Toc232261960"/>
+      <w:bookmarkStart w:id="33" w:name="_Toc232594314"/>
       <w:r>
         <w:rPr>
           <w:b/>
@@ -9371,8 +9451,6 @@
       </w:r>
       <w:r>
         <w:rPr>
-          <w:i/>
-          <w:iCs/>
           <w:color w:val="595959"/>
           <w:rtl/>
         </w:rPr>
@@ -9394,8 +9472,6 @@
       </w:r>
       <w:r>
         <w:rPr>
-          <w:i/>
-          <w:iCs/>
           <w:color w:val="595959"/>
           <w:rtl/>
         </w:rPr>
@@ -9417,8 +9493,6 @@
       </w:r>
       <w:r>
         <w:rPr>
-          <w:i/>
-          <w:iCs/>
           <w:color w:val="595959"/>
           <w:rtl/>
         </w:rPr>
@@ -9440,8 +9514,6 @@
       </w:r>
       <w:r>
         <w:rPr>
-          <w:i/>
-          <w:iCs/>
           <w:color w:val="595959"/>
           <w:rtl/>
         </w:rPr>
@@ -9457,7 +9529,7 @@
         <w:spacing w:before="200" w:after="120" w:line="276" w:lineRule="auto"/>
         <w:outlineLvl w:val="0"/>
       </w:pPr>
-      <w:bookmarkStart w:id="34" w:name="_Toc232261961"/>
+      <w:bookmarkStart w:id="34" w:name="_Toc232594315"/>
       <w:r>
         <w:rPr>
           <w:b/>
@@ -9477,7 +9549,7 @@
         <w:spacing w:before="160" w:after="70" w:line="276" w:lineRule="auto"/>
         <w:outlineLvl w:val="1"/>
       </w:pPr>
-      <w:bookmarkStart w:id="35" w:name="_Toc232261962"/>
+      <w:bookmarkStart w:id="35" w:name="_Toc232594316"/>
       <w:r>
         <w:rPr>
           <w:b/>
@@ -9493,16 +9565,14 @@
     </w:p>
     <w:p>
       <w:pPr>
+        <w:pStyle w:val="ListParagraph"/>
         <w:numPr>
           <w:ilvl w:val="0"/>
-          <w:numId w:val="11"/>
+          <w:numId w:val="1"/>
         </w:numPr>
-        <w:spacing w:after="24" w:line="276" w:lineRule="auto"/>
-      </w:pPr>
-      <w:r>
-        <w:rPr>
-          <w:i/>
-          <w:iCs/>
+      </w:pPr>
+      <w:r>
+        <w:rPr>
           <w:color w:val="595959"/>
           <w:rtl/>
         </w:rPr>
@@ -9511,16 +9581,14 @@
     </w:p>
     <w:p>
       <w:pPr>
+        <w:pStyle w:val="ListParagraph"/>
         <w:numPr>
           <w:ilvl w:val="0"/>
-          <w:numId w:val="11"/>
+          <w:numId w:val="1"/>
         </w:numPr>
-        <w:spacing w:after="24" w:line="276" w:lineRule="auto"/>
-      </w:pPr>
-      <w:r>
-        <w:rPr>
-          <w:i/>
-          <w:iCs/>
+      </w:pPr>
+      <w:r>
+        <w:rPr>
           <w:color w:val="595959"/>
           <w:rtl/>
         </w:rPr>
@@ -9529,16 +9597,14 @@
     </w:p>
     <w:p>
       <w:pPr>
+        <w:pStyle w:val="ListParagraph"/>
         <w:numPr>
           <w:ilvl w:val="0"/>
-          <w:numId w:val="11"/>
+          <w:numId w:val="1"/>
         </w:numPr>
-        <w:spacing w:after="24" w:line="276" w:lineRule="auto"/>
-      </w:pPr>
-      <w:r>
-        <w:rPr>
-          <w:i/>
-          <w:iCs/>
+      </w:pPr>
+      <w:r>
+        <w:rPr>
           <w:color w:val="595959"/>
           <w:rtl/>
         </w:rPr>
@@ -9551,7 +9617,7 @@
         <w:spacing w:before="160" w:after="70" w:line="276" w:lineRule="auto"/>
         <w:outlineLvl w:val="1"/>
       </w:pPr>
-      <w:bookmarkStart w:id="36" w:name="_Toc232261963"/>
+      <w:bookmarkStart w:id="36" w:name="_Toc232594317"/>
       <w:r>
         <w:rPr>
           <w:b/>
@@ -9561,7 +9627,6 @@
           <w:szCs w:val="27"/>
           <w:rtl/>
         </w:rPr>
-        <w:lastRenderedPageBreak/>
         <w:t>10.2 המלצות לתמיכה ולליווי</w:t>
       </w:r>
       <w:bookmarkEnd w:id="36"/>
@@ -9585,16 +9650,14 @@
     </w:p>
     <w:p>
       <w:pPr>
+        <w:pStyle w:val="ListParagraph"/>
         <w:numPr>
           <w:ilvl w:val="0"/>
-          <w:numId w:val="11"/>
+          <w:numId w:val="1"/>
         </w:numPr>
-        <w:spacing w:after="24" w:line="276" w:lineRule="auto"/>
-      </w:pPr>
-      <w:r>
-        <w:rPr>
-          <w:i/>
-          <w:iCs/>
+      </w:pPr>
+      <w:r>
+        <w:rPr>
           <w:color w:val="595959"/>
           <w:rtl/>
         </w:rPr>
@@ -9603,16 +9666,14 @@
     </w:p>
     <w:p>
       <w:pPr>
+        <w:pStyle w:val="ListParagraph"/>
         <w:numPr>
           <w:ilvl w:val="0"/>
-          <w:numId w:val="11"/>
+          <w:numId w:val="1"/>
         </w:numPr>
-        <w:spacing w:after="24" w:line="276" w:lineRule="auto"/>
-      </w:pPr>
-      <w:r>
-        <w:rPr>
-          <w:i/>
-          <w:iCs/>
+      </w:pPr>
+      <w:r>
+        <w:rPr>
           <w:color w:val="595959"/>
           <w:rtl/>
         </w:rPr>
@@ -9638,16 +9699,14 @@
     </w:p>
     <w:p>
       <w:pPr>
+        <w:pStyle w:val="ListParagraph"/>
         <w:numPr>
           <w:ilvl w:val="0"/>
-          <w:numId w:val="11"/>
+          <w:numId w:val="1"/>
         </w:numPr>
-        <w:spacing w:after="24" w:line="276" w:lineRule="auto"/>
-      </w:pPr>
-      <w:r>
-        <w:rPr>
-          <w:i/>
-          <w:iCs/>
+      </w:pPr>
+      <w:r>
+        <w:rPr>
           <w:color w:val="595959"/>
           <w:rtl/>
         </w:rPr>
@@ -9656,16 +9715,14 @@
     </w:p>
     <w:p>
       <w:pPr>
+        <w:pStyle w:val="ListParagraph"/>
         <w:numPr>
           <w:ilvl w:val="0"/>
-          <w:numId w:val="11"/>
+          <w:numId w:val="1"/>
         </w:numPr>
-        <w:spacing w:after="24" w:line="276" w:lineRule="auto"/>
-      </w:pPr>
-      <w:r>
-        <w:rPr>
-          <w:i/>
-          <w:iCs/>
+      </w:pPr>
+      <w:r>
+        <w:rPr>
           <w:color w:val="595959"/>
           <w:rtl/>
         </w:rPr>
@@ -9678,7 +9735,7 @@
         <w:spacing w:before="160" w:after="70" w:line="276" w:lineRule="auto"/>
         <w:outlineLvl w:val="1"/>
       </w:pPr>
-      <w:bookmarkStart w:id="37" w:name="_Toc232261964"/>
+      <w:bookmarkStart w:id="37" w:name="_Toc232594318"/>
       <w:r>
         <w:rPr>
           <w:b/>
@@ -9696,7 +9753,7 @@
       <w:pPr>
         <w:numPr>
           <w:ilvl w:val="0"/>
-          <w:numId w:val="11"/>
+          <w:numId w:val="1"/>
         </w:numPr>
         <w:spacing w:after="24" w:line="276" w:lineRule="auto"/>
       </w:pPr>
@@ -9712,7 +9769,7 @@
       <w:pPr>
         <w:numPr>
           <w:ilvl w:val="0"/>
-          <w:numId w:val="11"/>
+          <w:numId w:val="1"/>
         </w:numPr>
         <w:spacing w:after="24" w:line="276" w:lineRule="auto"/>
       </w:pPr>
@@ -9721,6 +9778,7 @@
           <w:color w:val="262626"/>
           <w:rtl/>
         </w:rPr>
+        <w:lastRenderedPageBreak/>
         <w:t>החודש הבא: [פעולות חשובות]</w:t>
       </w:r>
     </w:p>
@@ -9728,7 +9786,7 @@
       <w:pPr>
         <w:numPr>
           <w:ilvl w:val="0"/>
-          <w:numId w:val="11"/>
+          <w:numId w:val="1"/>
         </w:numPr>
         <w:spacing w:after="24" w:line="276" w:lineRule="auto"/>
       </w:pPr>
@@ -9749,7 +9807,7 @@
         <w:spacing w:before="200" w:after="120" w:line="276" w:lineRule="auto"/>
         <w:outlineLvl w:val="0"/>
       </w:pPr>
-      <w:bookmarkStart w:id="38" w:name="_Toc232261965"/>
+      <w:bookmarkStart w:id="38" w:name="_Toc232594319"/>
       <w:r>
         <w:rPr>
           <w:b/>
@@ -9767,7 +9825,7 @@
       <w:pPr>
         <w:numPr>
           <w:ilvl w:val="0"/>
-          <w:numId w:val="11"/>
+          <w:numId w:val="1"/>
         </w:numPr>
         <w:spacing w:after="24" w:line="276" w:lineRule="auto"/>
       </w:pPr>
@@ -9783,7 +9841,7 @@
       <w:pPr>
         <w:numPr>
           <w:ilvl w:val="0"/>
-          <w:numId w:val="11"/>
+          <w:numId w:val="1"/>
         </w:numPr>
         <w:spacing w:after="24" w:line="276" w:lineRule="auto"/>
       </w:pPr>
@@ -9799,7 +9857,7 @@
       <w:pPr>
         <w:numPr>
           <w:ilvl w:val="0"/>
-          <w:numId w:val="11"/>
+          <w:numId w:val="1"/>
         </w:numPr>
         <w:spacing w:after="24" w:line="276" w:lineRule="auto"/>
       </w:pPr>
@@ -9815,7 +9873,7 @@
       <w:pPr>
         <w:numPr>
           <w:ilvl w:val="0"/>
-          <w:numId w:val="11"/>
+          <w:numId w:val="1"/>
         </w:numPr>
         <w:spacing w:after="24" w:line="276" w:lineRule="auto"/>
       </w:pPr>
@@ -9831,7 +9889,7 @@
       <w:pPr>
         <w:numPr>
           <w:ilvl w:val="0"/>
-          <w:numId w:val="11"/>
+          <w:numId w:val="1"/>
         </w:numPr>
         <w:spacing w:after="24" w:line="276" w:lineRule="auto"/>
       </w:pPr>
@@ -9852,7 +9910,7 @@
         <w:spacing w:before="200" w:after="120" w:line="276" w:lineRule="auto"/>
         <w:outlineLvl w:val="0"/>
       </w:pPr>
-      <w:bookmarkStart w:id="39" w:name="_Toc232261966"/>
+      <w:bookmarkStart w:id="39" w:name="_Toc232594320"/>
       <w:r>
         <w:rPr>
           <w:b/>
@@ -9872,7 +9930,7 @@
         <w:spacing w:before="160" w:after="70" w:line="276" w:lineRule="auto"/>
         <w:outlineLvl w:val="1"/>
       </w:pPr>
-      <w:bookmarkStart w:id="40" w:name="_Toc232261967"/>
+      <w:bookmarkStart w:id="40" w:name="_Toc232594321"/>
       <w:r>
         <w:rPr>
           <w:b/>
@@ -9902,7 +9960,7 @@
       <w:pPr>
         <w:numPr>
           <w:ilvl w:val="0"/>
-          <w:numId w:val="11"/>
+          <w:numId w:val="1"/>
         </w:numPr>
         <w:spacing w:after="24" w:line="276" w:lineRule="auto"/>
       </w:pPr>
@@ -9918,7 +9976,7 @@
       <w:pPr>
         <w:numPr>
           <w:ilvl w:val="0"/>
-          <w:numId w:val="11"/>
+          <w:numId w:val="1"/>
         </w:numPr>
         <w:spacing w:after="24" w:line="276" w:lineRule="auto"/>
       </w:pPr>
@@ -9934,7 +9992,7 @@
       <w:pPr>
         <w:numPr>
           <w:ilvl w:val="0"/>
-          <w:numId w:val="11"/>
+          <w:numId w:val="1"/>
         </w:numPr>
         <w:spacing w:after="24" w:line="276" w:lineRule="auto"/>
       </w:pPr>
@@ -9950,7 +10008,7 @@
       <w:pPr>
         <w:numPr>
           <w:ilvl w:val="0"/>
-          <w:numId w:val="11"/>
+          <w:numId w:val="1"/>
         </w:numPr>
         <w:spacing w:after="24" w:line="276" w:lineRule="auto"/>
       </w:pPr>
@@ -9966,7 +10024,7 @@
       <w:pPr>
         <w:numPr>
           <w:ilvl w:val="0"/>
-          <w:numId w:val="11"/>
+          <w:numId w:val="1"/>
         </w:numPr>
         <w:spacing w:after="24" w:line="276" w:lineRule="auto"/>
       </w:pPr>
@@ -10057,7 +10115,6 @@
           <w:color w:val="2E4570"/>
           <w:rtl/>
         </w:rPr>
-        <w:lastRenderedPageBreak/>
         <w:t xml:space="preserve">חתימה:  </w:t>
       </w:r>
       <w:r>
@@ -10074,7 +10131,7 @@
         <w:spacing w:before="160" w:after="70" w:line="276" w:lineRule="auto"/>
         <w:outlineLvl w:val="1"/>
       </w:pPr>
-      <w:bookmarkStart w:id="41" w:name="_Toc232261968"/>
+      <w:bookmarkStart w:id="41" w:name="_Toc232594322"/>
       <w:r>
         <w:rPr>
           <w:b/>
@@ -10104,7 +10161,7 @@
       <w:pPr>
         <w:numPr>
           <w:ilvl w:val="0"/>
-          <w:numId w:val="11"/>
+          <w:numId w:val="1"/>
         </w:numPr>
         <w:spacing w:after="24" w:line="276" w:lineRule="auto"/>
       </w:pPr>
@@ -10120,7 +10177,7 @@
       <w:pPr>
         <w:numPr>
           <w:ilvl w:val="0"/>
-          <w:numId w:val="11"/>
+          <w:numId w:val="1"/>
         </w:numPr>
         <w:spacing w:after="24" w:line="276" w:lineRule="auto"/>
       </w:pPr>
@@ -10136,7 +10193,7 @@
       <w:pPr>
         <w:numPr>
           <w:ilvl w:val="0"/>
-          <w:numId w:val="11"/>
+          <w:numId w:val="1"/>
         </w:numPr>
         <w:spacing w:after="24" w:line="276" w:lineRule="auto"/>
       </w:pPr>
@@ -10152,7 +10209,7 @@
       <w:pPr>
         <w:numPr>
           <w:ilvl w:val="0"/>
-          <w:numId w:val="11"/>
+          <w:numId w:val="1"/>
         </w:numPr>
         <w:spacing w:after="24" w:line="276" w:lineRule="auto"/>
       </w:pPr>
@@ -10201,6 +10258,7 @@
           <w:color w:val="2E4570"/>
           <w:rtl/>
         </w:rPr>
+        <w:lastRenderedPageBreak/>
         <w:t xml:space="preserve">תפקיד:  </w:t>
       </w:r>
       <w:r>
@@ -10264,8 +10322,6 @@
       </w:pPr>
       <w:r>
         <w:rPr>
-          <w:i/>
-          <w:iCs/>
           <w:color w:val="595959"/>
           <w:sz w:val="20"/>
           <w:szCs w:val="20"/>
@@ -11211,872 +11267,6 @@
 <file path=word/numbering.xml><?xml version="1.0" encoding="utf-8"?>
 <w:numbering xmlns:wpc="http://schemas.microsoft.com/office/word/2010/wordprocessingCanvas" xmlns:cx="http://schemas.microsoft.com/office/drawing/2014/chartex" xmlns:cx1="http://schemas.microsoft.com/office/drawing/2015/9/8/chartex" xmlns:cx2="http://schemas.microsoft.com/office/drawing/2015/10/21/chartex" xmlns:cx3="http://schemas.microsoft.com/office/drawing/2016/5/9/chartex" xmlns:cx4="http://schemas.microsoft.com/office/drawing/2016/5/10/chartex" xmlns:cx5="http://schemas.microsoft.com/office/drawing/2016/5/11/chartex" xmlns:cx6="http://schemas.microsoft.com/office/drawing/2016/5/12/chartex" xmlns:cx7="http://schemas.microsoft.com/office/drawing/2016/5/13/chartex" xmlns:cx8="http://schemas.microsoft.com/office/drawing/2016/5/14/chartex" xmlns:mc="http://schemas.openxmlformats.org/markup-compatibility/2006" xmlns:aink="http://schemas.microsoft.com/office/drawing/2016/ink" xmlns:am3d="http://schemas.microsoft.com/office/drawing/2017/model3d" xmlns:o="urn:schemas-microsoft-com:office:office" xmlns:oel="http://schemas.microsoft.com/office/2019/extlst" xmlns:r="http://schemas.openxmlformats.org/officeDocument/2006/relationships" xmlns:m="http://schemas.openxmlformats.org/officeDocument/2006/math" xmlns:v="urn:schemas-microsoft-com:vml" xmlns:wp14="http://schemas.microsoft.com/office/word/2010/wordprocessingDrawing" xmlns:wp="http://schemas.openxmlformats.org/drawingml/2006/wordprocessingDrawing" xmlns:w10="urn:schemas-microsoft-com:office:word" xmlns:w="http://schemas.openxmlformats.org/wordprocessingml/2006/main" xmlns:w14="http://schemas.microsoft.com/office/word/2010/wordml" xmlns:w15="http://schemas.microsoft.com/office/word/2012/wordml" xmlns:w16cex="http://schemas.microsoft.com/office/word/2018/wordml/cex" xmlns:w16cid="http://schemas.microsoft.com/office/word/2016/wordml/cid" xmlns:w16="http://schemas.microsoft.com/office/word/2018/wordml" xmlns:w16du="http://schemas.microsoft.com/office/word/2023/wordml/word16du" xmlns:w16sdtdh="http://schemas.microsoft.com/office/word/2020/wordml/sdtdatahash" xmlns:w16sdtfl="http://schemas.microsoft.com/office/word/2024/wordml/sdtformatlock" xmlns:w16se="http://schemas.microsoft.com/office/word/2015/wordml/symex" xmlns:wpg="http://schemas.microsoft.com/office/word/2010/wordprocessingGroup" xmlns:wpi="http://schemas.microsoft.com/office/word/2010/wordprocessingInk" xmlns:wne="http://schemas.microsoft.com/office/word/2006/wordml" xmlns:wps="http://schemas.microsoft.com/office/word/2010/wordprocessingShape" mc:Ignorable="w14 w15 w16se w16cid w16 w16cex w16sdtdh w16sdtfl w16du wp14">
   <w:abstractNum w:abstractNumId="0" w15:restartNumberingAfterBreak="0">
-    <w:nsid w:val="1332184B"/>
-    <w:multiLevelType w:val="hybridMultilevel"/>
-    <w:tmpl w:val="C8DC5E3C"/>
-    <w:lvl w:ilvl="0" w:tplc="B0BE0CE6">
-      <w:start w:val="1"/>
-      <w:numFmt w:val="decimal"/>
-      <w:lvlText w:val="%1."/>
-      <w:lvlJc w:val="left"/>
-      <w:pPr>
-        <w:ind w:left="720" w:hanging="360"/>
-      </w:pPr>
-      <w:rPr>
-        <w:b w:val="0"/>
-        <w:bCs w:val="0"/>
-        <w:sz w:val="22"/>
-        <w:szCs w:val="22"/>
-      </w:rPr>
-    </w:lvl>
-    <w:lvl w:ilvl="1" w:tplc="04090019" w:tentative="1">
-      <w:start w:val="1"/>
-      <w:numFmt w:val="lowerLetter"/>
-      <w:lvlText w:val="%2."/>
-      <w:lvlJc w:val="left"/>
-      <w:pPr>
-        <w:ind w:left="1440" w:hanging="360"/>
-      </w:pPr>
-    </w:lvl>
-    <w:lvl w:ilvl="2" w:tplc="0409001B" w:tentative="1">
-      <w:start w:val="1"/>
-      <w:numFmt w:val="lowerRoman"/>
-      <w:lvlText w:val="%3."/>
-      <w:lvlJc w:val="right"/>
-      <w:pPr>
-        <w:ind w:left="2160" w:hanging="180"/>
-      </w:pPr>
-    </w:lvl>
-    <w:lvl w:ilvl="3" w:tplc="0409000F" w:tentative="1">
-      <w:start w:val="1"/>
-      <w:numFmt w:val="decimal"/>
-      <w:lvlText w:val="%4."/>
-      <w:lvlJc w:val="left"/>
-      <w:pPr>
-        <w:ind w:left="2880" w:hanging="360"/>
-      </w:pPr>
-    </w:lvl>
-    <w:lvl w:ilvl="4" w:tplc="04090019" w:tentative="1">
-      <w:start w:val="1"/>
-      <w:numFmt w:val="lowerLetter"/>
-      <w:lvlText w:val="%5."/>
-      <w:lvlJc w:val="left"/>
-      <w:pPr>
-        <w:ind w:left="3600" w:hanging="360"/>
-      </w:pPr>
-    </w:lvl>
-    <w:lvl w:ilvl="5" w:tplc="0409001B" w:tentative="1">
-      <w:start w:val="1"/>
-      <w:numFmt w:val="lowerRoman"/>
-      <w:lvlText w:val="%6."/>
-      <w:lvlJc w:val="right"/>
-      <w:pPr>
-        <w:ind w:left="4320" w:hanging="180"/>
-      </w:pPr>
-    </w:lvl>
-    <w:lvl w:ilvl="6" w:tplc="0409000F" w:tentative="1">
-      <w:start w:val="1"/>
-      <w:numFmt w:val="decimal"/>
-      <w:lvlText w:val="%7."/>
-      <w:lvlJc w:val="left"/>
-      <w:pPr>
-        <w:ind w:left="5040" w:hanging="360"/>
-      </w:pPr>
-    </w:lvl>
-    <w:lvl w:ilvl="7" w:tplc="04090019" w:tentative="1">
-      <w:start w:val="1"/>
-      <w:numFmt w:val="lowerLetter"/>
-      <w:lvlText w:val="%8."/>
-      <w:lvlJc w:val="left"/>
-      <w:pPr>
-        <w:ind w:left="5760" w:hanging="360"/>
-      </w:pPr>
-    </w:lvl>
-    <w:lvl w:ilvl="8" w:tplc="0409001B" w:tentative="1">
-      <w:start w:val="1"/>
-      <w:numFmt w:val="lowerRoman"/>
-      <w:lvlText w:val="%9."/>
-      <w:lvlJc w:val="right"/>
-      <w:pPr>
-        <w:ind w:left="6480" w:hanging="180"/>
-      </w:pPr>
-    </w:lvl>
-  </w:abstractNum>
-  <w:abstractNum w:abstractNumId="1" w15:restartNumberingAfterBreak="0">
-    <w:nsid w:val="1F983D76"/>
-    <w:multiLevelType w:val="hybridMultilevel"/>
-    <w:tmpl w:val="54F0097A"/>
-    <w:lvl w:ilvl="0" w:tplc="04090003">
-      <w:start w:val="1"/>
-      <w:numFmt w:val="bullet"/>
-      <w:lvlText w:val="o"/>
-      <w:lvlJc w:val="left"/>
-      <w:pPr>
-        <w:ind w:left="720" w:hanging="360"/>
-      </w:pPr>
-      <w:rPr>
-        <w:rFonts w:ascii="Courier New" w:hAnsi="Courier New" w:cs="Courier New" w:hint="default"/>
-      </w:rPr>
-    </w:lvl>
-    <w:lvl w:ilvl="1" w:tplc="04090019" w:tentative="1">
-      <w:start w:val="1"/>
-      <w:numFmt w:val="lowerLetter"/>
-      <w:lvlText w:val="%2."/>
-      <w:lvlJc w:val="left"/>
-      <w:pPr>
-        <w:ind w:left="1440" w:hanging="360"/>
-      </w:pPr>
-    </w:lvl>
-    <w:lvl w:ilvl="2" w:tplc="0409001B" w:tentative="1">
-      <w:start w:val="1"/>
-      <w:numFmt w:val="lowerRoman"/>
-      <w:lvlText w:val="%3."/>
-      <w:lvlJc w:val="right"/>
-      <w:pPr>
-        <w:ind w:left="2160" w:hanging="180"/>
-      </w:pPr>
-    </w:lvl>
-    <w:lvl w:ilvl="3" w:tplc="0409000F" w:tentative="1">
-      <w:start w:val="1"/>
-      <w:numFmt w:val="decimal"/>
-      <w:lvlText w:val="%4."/>
-      <w:lvlJc w:val="left"/>
-      <w:pPr>
-        <w:ind w:left="2880" w:hanging="360"/>
-      </w:pPr>
-    </w:lvl>
-    <w:lvl w:ilvl="4" w:tplc="04090019" w:tentative="1">
-      <w:start w:val="1"/>
-      <w:numFmt w:val="lowerLetter"/>
-      <w:lvlText w:val="%5."/>
-      <w:lvlJc w:val="left"/>
-      <w:pPr>
-        <w:ind w:left="3600" w:hanging="360"/>
-      </w:pPr>
-    </w:lvl>
-    <w:lvl w:ilvl="5" w:tplc="0409001B" w:tentative="1">
-      <w:start w:val="1"/>
-      <w:numFmt w:val="lowerRoman"/>
-      <w:lvlText w:val="%6."/>
-      <w:lvlJc w:val="right"/>
-      <w:pPr>
-        <w:ind w:left="4320" w:hanging="180"/>
-      </w:pPr>
-    </w:lvl>
-    <w:lvl w:ilvl="6" w:tplc="0409000F" w:tentative="1">
-      <w:start w:val="1"/>
-      <w:numFmt w:val="decimal"/>
-      <w:lvlText w:val="%7."/>
-      <w:lvlJc w:val="left"/>
-      <w:pPr>
-        <w:ind w:left="5040" w:hanging="360"/>
-      </w:pPr>
-    </w:lvl>
-    <w:lvl w:ilvl="7" w:tplc="04090019" w:tentative="1">
-      <w:start w:val="1"/>
-      <w:numFmt w:val="lowerLetter"/>
-      <w:lvlText w:val="%8."/>
-      <w:lvlJc w:val="left"/>
-      <w:pPr>
-        <w:ind w:left="5760" w:hanging="360"/>
-      </w:pPr>
-    </w:lvl>
-    <w:lvl w:ilvl="8" w:tplc="0409001B" w:tentative="1">
-      <w:start w:val="1"/>
-      <w:numFmt w:val="lowerRoman"/>
-      <w:lvlText w:val="%9."/>
-      <w:lvlJc w:val="right"/>
-      <w:pPr>
-        <w:ind w:left="6480" w:hanging="180"/>
-      </w:pPr>
-    </w:lvl>
-  </w:abstractNum>
-  <w:abstractNum w:abstractNumId="2" w15:restartNumberingAfterBreak="0">
-    <w:nsid w:val="364A67D1"/>
-    <w:multiLevelType w:val="hybridMultilevel"/>
-    <w:tmpl w:val="FFCE0AE0"/>
-    <w:lvl w:ilvl="0" w:tplc="04090001">
-      <w:start w:val="1"/>
-      <w:numFmt w:val="bullet"/>
-      <w:lvlText w:val=""/>
-      <w:lvlJc w:val="left"/>
-      <w:pPr>
-        <w:ind w:left="720" w:hanging="360"/>
-      </w:pPr>
-      <w:rPr>
-        <w:rFonts w:ascii="Symbol" w:hAnsi="Symbol" w:hint="default"/>
-      </w:rPr>
-    </w:lvl>
-    <w:lvl w:ilvl="1" w:tplc="04090003">
-      <w:start w:val="1"/>
-      <w:numFmt w:val="bullet"/>
-      <w:lvlText w:val="o"/>
-      <w:lvlJc w:val="left"/>
-      <w:pPr>
-        <w:ind w:left="1440" w:hanging="360"/>
-      </w:pPr>
-      <w:rPr>
-        <w:rFonts w:ascii="Courier New" w:hAnsi="Courier New" w:cs="Courier New" w:hint="default"/>
-      </w:rPr>
-    </w:lvl>
-    <w:lvl w:ilvl="2" w:tplc="04090005" w:tentative="1">
-      <w:start w:val="1"/>
-      <w:numFmt w:val="bullet"/>
-      <w:lvlText w:val=""/>
-      <w:lvlJc w:val="left"/>
-      <w:pPr>
-        <w:ind w:left="2160" w:hanging="360"/>
-      </w:pPr>
-      <w:rPr>
-        <w:rFonts w:ascii="Wingdings" w:hAnsi="Wingdings" w:hint="default"/>
-      </w:rPr>
-    </w:lvl>
-    <w:lvl w:ilvl="3" w:tplc="04090001" w:tentative="1">
-      <w:start w:val="1"/>
-      <w:numFmt w:val="bullet"/>
-      <w:lvlText w:val=""/>
-      <w:lvlJc w:val="left"/>
-      <w:pPr>
-        <w:ind w:left="2880" w:hanging="360"/>
-      </w:pPr>
-      <w:rPr>
-        <w:rFonts w:ascii="Symbol" w:hAnsi="Symbol" w:hint="default"/>
-      </w:rPr>
-    </w:lvl>
-    <w:lvl w:ilvl="4" w:tplc="04090003" w:tentative="1">
-      <w:start w:val="1"/>
-      <w:numFmt w:val="bullet"/>
-      <w:lvlText w:val="o"/>
-      <w:lvlJc w:val="left"/>
-      <w:pPr>
-        <w:ind w:left="3600" w:hanging="360"/>
-      </w:pPr>
-      <w:rPr>
-        <w:rFonts w:ascii="Courier New" w:hAnsi="Courier New" w:cs="Courier New" w:hint="default"/>
-      </w:rPr>
-    </w:lvl>
-    <w:lvl w:ilvl="5" w:tplc="04090005" w:tentative="1">
-      <w:start w:val="1"/>
-      <w:numFmt w:val="bullet"/>
-      <w:lvlText w:val=""/>
-      <w:lvlJc w:val="left"/>
-      <w:pPr>
-        <w:ind w:left="4320" w:hanging="360"/>
-      </w:pPr>
-      <w:rPr>
-        <w:rFonts w:ascii="Wingdings" w:hAnsi="Wingdings" w:hint="default"/>
-      </w:rPr>
-    </w:lvl>
-    <w:lvl w:ilvl="6" w:tplc="04090001" w:tentative="1">
-      <w:start w:val="1"/>
-      <w:numFmt w:val="bullet"/>
-      <w:lvlText w:val=""/>
-      <w:lvlJc w:val="left"/>
-      <w:pPr>
-        <w:ind w:left="5040" w:hanging="360"/>
-      </w:pPr>
-      <w:rPr>
-        <w:rFonts w:ascii="Symbol" w:hAnsi="Symbol" w:hint="default"/>
-      </w:rPr>
-    </w:lvl>
-    <w:lvl w:ilvl="7" w:tplc="04090003" w:tentative="1">
-      <w:start w:val="1"/>
-      <w:numFmt w:val="bullet"/>
-      <w:lvlText w:val="o"/>
-      <w:lvlJc w:val="left"/>
-      <w:pPr>
-        <w:ind w:left="5760" w:hanging="360"/>
-      </w:pPr>
-      <w:rPr>
-        <w:rFonts w:ascii="Courier New" w:hAnsi="Courier New" w:cs="Courier New" w:hint="default"/>
-      </w:rPr>
-    </w:lvl>
-    <w:lvl w:ilvl="8" w:tplc="04090005" w:tentative="1">
-      <w:start w:val="1"/>
-      <w:numFmt w:val="bullet"/>
-      <w:lvlText w:val=""/>
-      <w:lvlJc w:val="left"/>
-      <w:pPr>
-        <w:ind w:left="6480" w:hanging="360"/>
-      </w:pPr>
-      <w:rPr>
-        <w:rFonts w:ascii="Wingdings" w:hAnsi="Wingdings" w:hint="default"/>
-      </w:rPr>
-    </w:lvl>
-  </w:abstractNum>
-  <w:abstractNum w:abstractNumId="3" w15:restartNumberingAfterBreak="0">
-    <w:nsid w:val="3CE2756A"/>
-    <w:multiLevelType w:val="hybridMultilevel"/>
-    <w:tmpl w:val="8C54DFC6"/>
-    <w:lvl w:ilvl="0" w:tplc="0409000F">
-      <w:start w:val="1"/>
-      <w:numFmt w:val="decimal"/>
-      <w:lvlText w:val="%1."/>
-      <w:lvlJc w:val="left"/>
-      <w:pPr>
-        <w:ind w:left="720" w:hanging="360"/>
-      </w:pPr>
-    </w:lvl>
-    <w:lvl w:ilvl="1" w:tplc="04090019">
-      <w:start w:val="1"/>
-      <w:numFmt w:val="lowerLetter"/>
-      <w:lvlText w:val="%2."/>
-      <w:lvlJc w:val="left"/>
-      <w:pPr>
-        <w:ind w:left="1440" w:hanging="360"/>
-      </w:pPr>
-    </w:lvl>
-    <w:lvl w:ilvl="2" w:tplc="0409001B">
-      <w:start w:val="1"/>
-      <w:numFmt w:val="lowerRoman"/>
-      <w:lvlText w:val="%3."/>
-      <w:lvlJc w:val="right"/>
-      <w:pPr>
-        <w:ind w:left="2160" w:hanging="180"/>
-      </w:pPr>
-    </w:lvl>
-    <w:lvl w:ilvl="3" w:tplc="0409000F">
-      <w:start w:val="1"/>
-      <w:numFmt w:val="decimal"/>
-      <w:lvlText w:val="%4."/>
-      <w:lvlJc w:val="left"/>
-      <w:pPr>
-        <w:ind w:left="2880" w:hanging="360"/>
-      </w:pPr>
-    </w:lvl>
-    <w:lvl w:ilvl="4" w:tplc="04090019">
-      <w:start w:val="1"/>
-      <w:numFmt w:val="lowerLetter"/>
-      <w:lvlText w:val="%5."/>
-      <w:lvlJc w:val="left"/>
-      <w:pPr>
-        <w:ind w:left="3600" w:hanging="360"/>
-      </w:pPr>
-    </w:lvl>
-    <w:lvl w:ilvl="5" w:tplc="0409001B">
-      <w:start w:val="1"/>
-      <w:numFmt w:val="lowerRoman"/>
-      <w:lvlText w:val="%6."/>
-      <w:lvlJc w:val="right"/>
-      <w:pPr>
-        <w:ind w:left="4320" w:hanging="180"/>
-      </w:pPr>
-    </w:lvl>
-    <w:lvl w:ilvl="6" w:tplc="0409000F">
-      <w:start w:val="1"/>
-      <w:numFmt w:val="decimal"/>
-      <w:lvlText w:val="%7."/>
-      <w:lvlJc w:val="left"/>
-      <w:pPr>
-        <w:ind w:left="5040" w:hanging="360"/>
-      </w:pPr>
-    </w:lvl>
-    <w:lvl w:ilvl="7" w:tplc="04090019">
-      <w:start w:val="1"/>
-      <w:numFmt w:val="lowerLetter"/>
-      <w:lvlText w:val="%8."/>
-      <w:lvlJc w:val="left"/>
-      <w:pPr>
-        <w:ind w:left="5760" w:hanging="360"/>
-      </w:pPr>
-    </w:lvl>
-    <w:lvl w:ilvl="8" w:tplc="0409001B">
-      <w:start w:val="1"/>
-      <w:numFmt w:val="lowerRoman"/>
-      <w:lvlText w:val="%9."/>
-      <w:lvlJc w:val="right"/>
-      <w:pPr>
-        <w:ind w:left="6480" w:hanging="180"/>
-      </w:pPr>
-    </w:lvl>
-  </w:abstractNum>
-  <w:abstractNum w:abstractNumId="4" w15:restartNumberingAfterBreak="0">
-    <w:nsid w:val="47B93E65"/>
-    <w:multiLevelType w:val="hybridMultilevel"/>
-    <w:tmpl w:val="4A949030"/>
-    <w:lvl w:ilvl="0" w:tplc="0409000F">
-      <w:start w:val="1"/>
-      <w:numFmt w:val="decimal"/>
-      <w:lvlText w:val="%1."/>
-      <w:lvlJc w:val="left"/>
-      <w:pPr>
-        <w:ind w:left="360" w:hanging="360"/>
-      </w:pPr>
-      <w:rPr>
-        <w:rFonts w:hint="default"/>
-      </w:rPr>
-    </w:lvl>
-    <w:lvl w:ilvl="1" w:tplc="04090019" w:tentative="1">
-      <w:start w:val="1"/>
-      <w:numFmt w:val="lowerLetter"/>
-      <w:lvlText w:val="%2."/>
-      <w:lvlJc w:val="left"/>
-      <w:pPr>
-        <w:ind w:left="1080" w:hanging="360"/>
-      </w:pPr>
-    </w:lvl>
-    <w:lvl w:ilvl="2" w:tplc="0409001B" w:tentative="1">
-      <w:start w:val="1"/>
-      <w:numFmt w:val="lowerRoman"/>
-      <w:lvlText w:val="%3."/>
-      <w:lvlJc w:val="right"/>
-      <w:pPr>
-        <w:ind w:left="1800" w:hanging="180"/>
-      </w:pPr>
-    </w:lvl>
-    <w:lvl w:ilvl="3" w:tplc="0409000F" w:tentative="1">
-      <w:start w:val="1"/>
-      <w:numFmt w:val="decimal"/>
-      <w:lvlText w:val="%4."/>
-      <w:lvlJc w:val="left"/>
-      <w:pPr>
-        <w:ind w:left="2520" w:hanging="360"/>
-      </w:pPr>
-    </w:lvl>
-    <w:lvl w:ilvl="4" w:tplc="04090019" w:tentative="1">
-      <w:start w:val="1"/>
-      <w:numFmt w:val="lowerLetter"/>
-      <w:lvlText w:val="%5."/>
-      <w:lvlJc w:val="left"/>
-      <w:pPr>
-        <w:ind w:left="3240" w:hanging="360"/>
-      </w:pPr>
-    </w:lvl>
-    <w:lvl w:ilvl="5" w:tplc="0409001B" w:tentative="1">
-      <w:start w:val="1"/>
-      <w:numFmt w:val="lowerRoman"/>
-      <w:lvlText w:val="%6."/>
-      <w:lvlJc w:val="right"/>
-      <w:pPr>
-        <w:ind w:left="3960" w:hanging="180"/>
-      </w:pPr>
-    </w:lvl>
-    <w:lvl w:ilvl="6" w:tplc="0409000F" w:tentative="1">
-      <w:start w:val="1"/>
-      <w:numFmt w:val="decimal"/>
-      <w:lvlText w:val="%7."/>
-      <w:lvlJc w:val="left"/>
-      <w:pPr>
-        <w:ind w:left="4680" w:hanging="360"/>
-      </w:pPr>
-    </w:lvl>
-    <w:lvl w:ilvl="7" w:tplc="04090019" w:tentative="1">
-      <w:start w:val="1"/>
-      <w:numFmt w:val="lowerLetter"/>
-      <w:lvlText w:val="%8."/>
-      <w:lvlJc w:val="left"/>
-      <w:pPr>
-        <w:ind w:left="5400" w:hanging="360"/>
-      </w:pPr>
-    </w:lvl>
-    <w:lvl w:ilvl="8" w:tplc="0409001B" w:tentative="1">
-      <w:start w:val="1"/>
-      <w:numFmt w:val="lowerRoman"/>
-      <w:lvlText w:val="%9."/>
-      <w:lvlJc w:val="right"/>
-      <w:pPr>
-        <w:ind w:left="6120" w:hanging="180"/>
-      </w:pPr>
-    </w:lvl>
-  </w:abstractNum>
-  <w:abstractNum w:abstractNumId="5" w15:restartNumberingAfterBreak="0">
-    <w:nsid w:val="61316427"/>
-    <w:multiLevelType w:val="hybridMultilevel"/>
-    <w:tmpl w:val="CE7AB6E4"/>
-    <w:lvl w:ilvl="0" w:tplc="0409000F">
-      <w:start w:val="1"/>
-      <w:numFmt w:val="decimal"/>
-      <w:lvlText w:val="%1."/>
-      <w:lvlJc w:val="left"/>
-      <w:pPr>
-        <w:ind w:left="720" w:hanging="360"/>
-      </w:pPr>
-    </w:lvl>
-    <w:lvl w:ilvl="1" w:tplc="04090019">
-      <w:start w:val="1"/>
-      <w:numFmt w:val="decimal"/>
-      <w:lvlText w:val="%2."/>
-      <w:lvlJc w:val="left"/>
-      <w:pPr>
-        <w:tabs>
-          <w:tab w:val="num" w:pos="1440"/>
-        </w:tabs>
-        <w:ind w:left="1440" w:hanging="360"/>
-      </w:pPr>
-    </w:lvl>
-    <w:lvl w:ilvl="2" w:tplc="0409001B">
-      <w:start w:val="1"/>
-      <w:numFmt w:val="decimal"/>
-      <w:lvlText w:val="%3."/>
-      <w:lvlJc w:val="left"/>
-      <w:pPr>
-        <w:tabs>
-          <w:tab w:val="num" w:pos="2160"/>
-        </w:tabs>
-        <w:ind w:left="2160" w:hanging="360"/>
-      </w:pPr>
-    </w:lvl>
-    <w:lvl w:ilvl="3" w:tplc="0409000F">
-      <w:start w:val="1"/>
-      <w:numFmt w:val="decimal"/>
-      <w:lvlText w:val="%4."/>
-      <w:lvlJc w:val="left"/>
-      <w:pPr>
-        <w:tabs>
-          <w:tab w:val="num" w:pos="2880"/>
-        </w:tabs>
-        <w:ind w:left="2880" w:hanging="360"/>
-      </w:pPr>
-    </w:lvl>
-    <w:lvl w:ilvl="4" w:tplc="04090019">
-      <w:start w:val="1"/>
-      <w:numFmt w:val="decimal"/>
-      <w:lvlText w:val="%5."/>
-      <w:lvlJc w:val="left"/>
-      <w:pPr>
-        <w:tabs>
-          <w:tab w:val="num" w:pos="3600"/>
-        </w:tabs>
-        <w:ind w:left="3600" w:hanging="360"/>
-      </w:pPr>
-    </w:lvl>
-    <w:lvl w:ilvl="5" w:tplc="0409001B">
-      <w:start w:val="1"/>
-      <w:numFmt w:val="decimal"/>
-      <w:lvlText w:val="%6."/>
-      <w:lvlJc w:val="left"/>
-      <w:pPr>
-        <w:tabs>
-          <w:tab w:val="num" w:pos="4320"/>
-        </w:tabs>
-        <w:ind w:left="4320" w:hanging="360"/>
-      </w:pPr>
-    </w:lvl>
-    <w:lvl w:ilvl="6" w:tplc="0409000F">
-      <w:start w:val="1"/>
-      <w:numFmt w:val="decimal"/>
-      <w:lvlText w:val="%7."/>
-      <w:lvlJc w:val="left"/>
-      <w:pPr>
-        <w:tabs>
-          <w:tab w:val="num" w:pos="5040"/>
-        </w:tabs>
-        <w:ind w:left="5040" w:hanging="360"/>
-      </w:pPr>
-    </w:lvl>
-    <w:lvl w:ilvl="7" w:tplc="04090019">
-      <w:start w:val="1"/>
-      <w:numFmt w:val="decimal"/>
-      <w:lvlText w:val="%8."/>
-      <w:lvlJc w:val="left"/>
-      <w:pPr>
-        <w:tabs>
-          <w:tab w:val="num" w:pos="5760"/>
-        </w:tabs>
-        <w:ind w:left="5760" w:hanging="360"/>
-      </w:pPr>
-    </w:lvl>
-    <w:lvl w:ilvl="8" w:tplc="0409001B">
-      <w:start w:val="1"/>
-      <w:numFmt w:val="decimal"/>
-      <w:lvlText w:val="%9."/>
-      <w:lvlJc w:val="left"/>
-      <w:pPr>
-        <w:tabs>
-          <w:tab w:val="num" w:pos="6480"/>
-        </w:tabs>
-        <w:ind w:left="6480" w:hanging="360"/>
-      </w:pPr>
-    </w:lvl>
-  </w:abstractNum>
-  <w:abstractNum w:abstractNumId="6" w15:restartNumberingAfterBreak="0">
-    <w:nsid w:val="64F60B4E"/>
-    <w:multiLevelType w:val="hybridMultilevel"/>
-    <w:tmpl w:val="8C54DFC6"/>
-    <w:lvl w:ilvl="0" w:tplc="0409000F">
-      <w:start w:val="1"/>
-      <w:numFmt w:val="decimal"/>
-      <w:lvlText w:val="%1."/>
-      <w:lvlJc w:val="left"/>
-      <w:pPr>
-        <w:ind w:left="720" w:hanging="360"/>
-      </w:pPr>
-    </w:lvl>
-    <w:lvl w:ilvl="1" w:tplc="04090019">
-      <w:start w:val="1"/>
-      <w:numFmt w:val="lowerLetter"/>
-      <w:lvlText w:val="%2."/>
-      <w:lvlJc w:val="left"/>
-      <w:pPr>
-        <w:ind w:left="1440" w:hanging="360"/>
-      </w:pPr>
-    </w:lvl>
-    <w:lvl w:ilvl="2" w:tplc="0409001B">
-      <w:start w:val="1"/>
-      <w:numFmt w:val="lowerRoman"/>
-      <w:lvlText w:val="%3."/>
-      <w:lvlJc w:val="right"/>
-      <w:pPr>
-        <w:ind w:left="2160" w:hanging="180"/>
-      </w:pPr>
-    </w:lvl>
-    <w:lvl w:ilvl="3" w:tplc="0409000F">
-      <w:start w:val="1"/>
-      <w:numFmt w:val="decimal"/>
-      <w:lvlText w:val="%4."/>
-      <w:lvlJc w:val="left"/>
-      <w:pPr>
-        <w:ind w:left="2880" w:hanging="360"/>
-      </w:pPr>
-    </w:lvl>
-    <w:lvl w:ilvl="4" w:tplc="04090019">
-      <w:start w:val="1"/>
-      <w:numFmt w:val="lowerLetter"/>
-      <w:lvlText w:val="%5."/>
-      <w:lvlJc w:val="left"/>
-      <w:pPr>
-        <w:ind w:left="3600" w:hanging="360"/>
-      </w:pPr>
-    </w:lvl>
-    <w:lvl w:ilvl="5" w:tplc="0409001B">
-      <w:start w:val="1"/>
-      <w:numFmt w:val="lowerRoman"/>
-      <w:lvlText w:val="%6."/>
-      <w:lvlJc w:val="right"/>
-      <w:pPr>
-        <w:ind w:left="4320" w:hanging="180"/>
-      </w:pPr>
-    </w:lvl>
-    <w:lvl w:ilvl="6" w:tplc="0409000F">
-      <w:start w:val="1"/>
-      <w:numFmt w:val="decimal"/>
-      <w:lvlText w:val="%7."/>
-      <w:lvlJc w:val="left"/>
-      <w:pPr>
-        <w:ind w:left="5040" w:hanging="360"/>
-      </w:pPr>
-    </w:lvl>
-    <w:lvl w:ilvl="7" w:tplc="04090019">
-      <w:start w:val="1"/>
-      <w:numFmt w:val="lowerLetter"/>
-      <w:lvlText w:val="%8."/>
-      <w:lvlJc w:val="left"/>
-      <w:pPr>
-        <w:ind w:left="5760" w:hanging="360"/>
-      </w:pPr>
-    </w:lvl>
-    <w:lvl w:ilvl="8" w:tplc="0409001B">
-      <w:start w:val="1"/>
-      <w:numFmt w:val="lowerRoman"/>
-      <w:lvlText w:val="%9."/>
-      <w:lvlJc w:val="right"/>
-      <w:pPr>
-        <w:ind w:left="6480" w:hanging="180"/>
-      </w:pPr>
-    </w:lvl>
-  </w:abstractNum>
-  <w:abstractNum w:abstractNumId="7" w15:restartNumberingAfterBreak="0">
-    <w:nsid w:val="65FA0364"/>
-    <w:multiLevelType w:val="hybridMultilevel"/>
-    <w:tmpl w:val="75E0AC84"/>
-    <w:lvl w:ilvl="0" w:tplc="7712577A">
-      <w:start w:val="1"/>
-      <w:numFmt w:val="hebrew1"/>
-      <w:lvlText w:val="%1."/>
-      <w:lvlJc w:val="left"/>
-      <w:pPr>
-        <w:ind w:left="609" w:hanging="360"/>
-      </w:pPr>
-      <w:rPr>
-        <w:rFonts w:hint="default"/>
-      </w:rPr>
-    </w:lvl>
-    <w:lvl w:ilvl="1" w:tplc="04090019">
-      <w:start w:val="1"/>
-      <w:numFmt w:val="lowerLetter"/>
-      <w:lvlText w:val="%2."/>
-      <w:lvlJc w:val="left"/>
-      <w:pPr>
-        <w:ind w:left="1329" w:hanging="360"/>
-      </w:pPr>
-    </w:lvl>
-    <w:lvl w:ilvl="2" w:tplc="0409001B" w:tentative="1">
-      <w:start w:val="1"/>
-      <w:numFmt w:val="lowerRoman"/>
-      <w:lvlText w:val="%3."/>
-      <w:lvlJc w:val="right"/>
-      <w:pPr>
-        <w:ind w:left="2049" w:hanging="180"/>
-      </w:pPr>
-    </w:lvl>
-    <w:lvl w:ilvl="3" w:tplc="0409000F" w:tentative="1">
-      <w:start w:val="1"/>
-      <w:numFmt w:val="decimal"/>
-      <w:lvlText w:val="%4."/>
-      <w:lvlJc w:val="left"/>
-      <w:pPr>
-        <w:ind w:left="2769" w:hanging="360"/>
-      </w:pPr>
-    </w:lvl>
-    <w:lvl w:ilvl="4" w:tplc="04090019" w:tentative="1">
-      <w:start w:val="1"/>
-      <w:numFmt w:val="lowerLetter"/>
-      <w:lvlText w:val="%5."/>
-      <w:lvlJc w:val="left"/>
-      <w:pPr>
-        <w:ind w:left="3489" w:hanging="360"/>
-      </w:pPr>
-    </w:lvl>
-    <w:lvl w:ilvl="5" w:tplc="0409001B" w:tentative="1">
-      <w:start w:val="1"/>
-      <w:numFmt w:val="lowerRoman"/>
-      <w:lvlText w:val="%6."/>
-      <w:lvlJc w:val="right"/>
-      <w:pPr>
-        <w:ind w:left="4209" w:hanging="180"/>
-      </w:pPr>
-    </w:lvl>
-    <w:lvl w:ilvl="6" w:tplc="0409000F" w:tentative="1">
-      <w:start w:val="1"/>
-      <w:numFmt w:val="decimal"/>
-      <w:lvlText w:val="%7."/>
-      <w:lvlJc w:val="left"/>
-      <w:pPr>
-        <w:ind w:left="4929" w:hanging="360"/>
-      </w:pPr>
-    </w:lvl>
-    <w:lvl w:ilvl="7" w:tplc="04090019" w:tentative="1">
-      <w:start w:val="1"/>
-      <w:numFmt w:val="lowerLetter"/>
-      <w:lvlText w:val="%8."/>
-      <w:lvlJc w:val="left"/>
-      <w:pPr>
-        <w:ind w:left="5649" w:hanging="360"/>
-      </w:pPr>
-    </w:lvl>
-    <w:lvl w:ilvl="8" w:tplc="0409001B" w:tentative="1">
-      <w:start w:val="1"/>
-      <w:numFmt w:val="lowerRoman"/>
-      <w:lvlText w:val="%9."/>
-      <w:lvlJc w:val="right"/>
-      <w:pPr>
-        <w:ind w:left="6369" w:hanging="180"/>
-      </w:pPr>
-    </w:lvl>
-  </w:abstractNum>
-  <w:abstractNum w:abstractNumId="8" w15:restartNumberingAfterBreak="0">
-    <w:nsid w:val="69F52526"/>
-    <w:multiLevelType w:val="hybridMultilevel"/>
-    <w:tmpl w:val="FBDCE8AC"/>
-    <w:lvl w:ilvl="0" w:tplc="BD54D972">
-      <w:numFmt w:val="bullet"/>
-      <w:lvlText w:val=""/>
-      <w:lvlJc w:val="left"/>
-      <w:pPr>
-        <w:ind w:left="360" w:hanging="360"/>
-      </w:pPr>
-      <w:rPr>
-        <w:rFonts w:ascii="Symbol" w:eastAsia="Calibri" w:hAnsi="Symbol" w:cs="David" w:hint="default"/>
-      </w:rPr>
-    </w:lvl>
-    <w:lvl w:ilvl="1" w:tplc="04090003" w:tentative="1">
-      <w:start w:val="1"/>
-      <w:numFmt w:val="bullet"/>
-      <w:lvlText w:val="o"/>
-      <w:lvlJc w:val="left"/>
-      <w:pPr>
-        <w:ind w:left="1080" w:hanging="360"/>
-      </w:pPr>
-      <w:rPr>
-        <w:rFonts w:ascii="Courier New" w:hAnsi="Courier New" w:cs="Courier New" w:hint="default"/>
-      </w:rPr>
-    </w:lvl>
-    <w:lvl w:ilvl="2" w:tplc="04090005" w:tentative="1">
-      <w:start w:val="1"/>
-      <w:numFmt w:val="bullet"/>
-      <w:lvlText w:val=""/>
-      <w:lvlJc w:val="left"/>
-      <w:pPr>
-        <w:ind w:left="1800" w:hanging="360"/>
-      </w:pPr>
-      <w:rPr>
-        <w:rFonts w:ascii="Wingdings" w:hAnsi="Wingdings" w:hint="default"/>
-      </w:rPr>
-    </w:lvl>
-    <w:lvl w:ilvl="3" w:tplc="04090001" w:tentative="1">
-      <w:start w:val="1"/>
-      <w:numFmt w:val="bullet"/>
-      <w:lvlText w:val=""/>
-      <w:lvlJc w:val="left"/>
-      <w:pPr>
-        <w:ind w:left="2520" w:hanging="360"/>
-      </w:pPr>
-      <w:rPr>
-        <w:rFonts w:ascii="Symbol" w:hAnsi="Symbol" w:hint="default"/>
-      </w:rPr>
-    </w:lvl>
-    <w:lvl w:ilvl="4" w:tplc="04090003" w:tentative="1">
-      <w:start w:val="1"/>
-      <w:numFmt w:val="bullet"/>
-      <w:lvlText w:val="o"/>
-      <w:lvlJc w:val="left"/>
-      <w:pPr>
-        <w:ind w:left="3240" w:hanging="360"/>
-      </w:pPr>
-      <w:rPr>
-        <w:rFonts w:ascii="Courier New" w:hAnsi="Courier New" w:cs="Courier New" w:hint="default"/>
-      </w:rPr>
-    </w:lvl>
-    <w:lvl w:ilvl="5" w:tplc="04090005" w:tentative="1">
-      <w:start w:val="1"/>
-      <w:numFmt w:val="bullet"/>
-      <w:lvlText w:val=""/>
-      <w:lvlJc w:val="left"/>
-      <w:pPr>
-        <w:ind w:left="3960" w:hanging="360"/>
-      </w:pPr>
-      <w:rPr>
-        <w:rFonts w:ascii="Wingdings" w:hAnsi="Wingdings" w:hint="default"/>
-      </w:rPr>
-    </w:lvl>
-    <w:lvl w:ilvl="6" w:tplc="04090001" w:tentative="1">
-      <w:start w:val="1"/>
-      <w:numFmt w:val="bullet"/>
-      <w:lvlText w:val=""/>
-      <w:lvlJc w:val="left"/>
-      <w:pPr>
-        <w:ind w:left="4680" w:hanging="360"/>
-      </w:pPr>
-      <w:rPr>
-        <w:rFonts w:ascii="Symbol" w:hAnsi="Symbol" w:hint="default"/>
-      </w:rPr>
-    </w:lvl>
-    <w:lvl w:ilvl="7" w:tplc="04090003" w:tentative="1">
-      <w:start w:val="1"/>
-      <w:numFmt w:val="bullet"/>
-      <w:lvlText w:val="o"/>
-      <w:lvlJc w:val="left"/>
-      <w:pPr>
-        <w:ind w:left="5400" w:hanging="360"/>
-      </w:pPr>
-      <w:rPr>
-        <w:rFonts w:ascii="Courier New" w:hAnsi="Courier New" w:cs="Courier New" w:hint="default"/>
-      </w:rPr>
-    </w:lvl>
-    <w:lvl w:ilvl="8" w:tplc="04090005" w:tentative="1">
-      <w:start w:val="1"/>
-      <w:numFmt w:val="bullet"/>
-      <w:lvlText w:val=""/>
-      <w:lvlJc w:val="left"/>
-      <w:pPr>
-        <w:ind w:left="6120" w:hanging="360"/>
-      </w:pPr>
-      <w:rPr>
-        <w:rFonts w:ascii="Wingdings" w:hAnsi="Wingdings" w:hint="default"/>
-      </w:rPr>
-    </w:lvl>
-  </w:abstractNum>
-  <w:abstractNum w:abstractNumId="9" w15:restartNumberingAfterBreak="0">
     <w:nsid w:val="6B7C1A55"/>
     <w:multiLevelType w:val="hybridMultilevel"/>
     <w:tmpl w:val="0409000F"/>
@@ -12134,182 +11324,10 @@
       <w:lvlJc w:val="left"/>
     </w:lvl>
   </w:abstractNum>
-  <w:abstractNum w:abstractNumId="10" w15:restartNumberingAfterBreak="0">
-    <w:nsid w:val="7C004F39"/>
-    <w:multiLevelType w:val="hybridMultilevel"/>
-    <w:tmpl w:val="C74E8A32"/>
-    <w:lvl w:ilvl="0" w:tplc="B6E4D94C">
-      <w:start w:val="1"/>
-      <w:numFmt w:val="decimal"/>
-      <w:lvlText w:val="%1)"/>
-      <w:lvlJc w:val="left"/>
-      <w:pPr>
-        <w:ind w:left="720" w:hanging="360"/>
-      </w:pPr>
-      <w:rPr>
-        <w:rFonts w:hint="default"/>
-      </w:rPr>
-    </w:lvl>
-    <w:lvl w:ilvl="1" w:tplc="04090019" w:tentative="1">
-      <w:start w:val="1"/>
-      <w:numFmt w:val="lowerLetter"/>
-      <w:lvlText w:val="%2."/>
-      <w:lvlJc w:val="left"/>
-      <w:pPr>
-        <w:ind w:left="1440" w:hanging="360"/>
-      </w:pPr>
-    </w:lvl>
-    <w:lvl w:ilvl="2" w:tplc="0409001B" w:tentative="1">
-      <w:start w:val="1"/>
-      <w:numFmt w:val="lowerRoman"/>
-      <w:lvlText w:val="%3."/>
-      <w:lvlJc w:val="right"/>
-      <w:pPr>
-        <w:ind w:left="2160" w:hanging="180"/>
-      </w:pPr>
-    </w:lvl>
-    <w:lvl w:ilvl="3" w:tplc="0409000F" w:tentative="1">
-      <w:start w:val="1"/>
-      <w:numFmt w:val="decimal"/>
-      <w:lvlText w:val="%4."/>
-      <w:lvlJc w:val="left"/>
-      <w:pPr>
-        <w:ind w:left="2880" w:hanging="360"/>
-      </w:pPr>
-    </w:lvl>
-    <w:lvl w:ilvl="4" w:tplc="04090019" w:tentative="1">
-      <w:start w:val="1"/>
-      <w:numFmt w:val="lowerLetter"/>
-      <w:lvlText w:val="%5."/>
-      <w:lvlJc w:val="left"/>
-      <w:pPr>
-        <w:ind w:left="3600" w:hanging="360"/>
-      </w:pPr>
-    </w:lvl>
-    <w:lvl w:ilvl="5" w:tplc="0409001B" w:tentative="1">
-      <w:start w:val="1"/>
-      <w:numFmt w:val="lowerRoman"/>
-      <w:lvlText w:val="%6."/>
-      <w:lvlJc w:val="right"/>
-      <w:pPr>
-        <w:ind w:left="4320" w:hanging="180"/>
-      </w:pPr>
-    </w:lvl>
-    <w:lvl w:ilvl="6" w:tplc="0409000F" w:tentative="1">
-      <w:start w:val="1"/>
-      <w:numFmt w:val="decimal"/>
-      <w:lvlText w:val="%7."/>
-      <w:lvlJc w:val="left"/>
-      <w:pPr>
-        <w:ind w:left="5040" w:hanging="360"/>
-      </w:pPr>
-    </w:lvl>
-    <w:lvl w:ilvl="7" w:tplc="04090019" w:tentative="1">
-      <w:start w:val="1"/>
-      <w:numFmt w:val="lowerLetter"/>
-      <w:lvlText w:val="%8."/>
-      <w:lvlJc w:val="left"/>
-      <w:pPr>
-        <w:ind w:left="5760" w:hanging="360"/>
-      </w:pPr>
-    </w:lvl>
-    <w:lvl w:ilvl="8" w:tplc="0409001B" w:tentative="1">
-      <w:start w:val="1"/>
-      <w:numFmt w:val="lowerRoman"/>
-      <w:lvlText w:val="%9."/>
-      <w:lvlJc w:val="right"/>
-      <w:pPr>
-        <w:ind w:left="6480" w:hanging="180"/>
-      </w:pPr>
-    </w:lvl>
-  </w:abstractNum>
-  <w:num w:numId="1" w16cid:durableId="1443838145">
-    <w:abstractNumId w:val="1"/>
-  </w:num>
-  <w:num w:numId="2" w16cid:durableId="1835489135">
-    <w:abstractNumId w:val="2"/>
-  </w:num>
-  <w:num w:numId="3" w16cid:durableId="71124770">
-    <w:abstractNumId w:val="5"/>
-    <w:lvlOverride w:ilvl="0">
-      <w:startOverride w:val="1"/>
-    </w:lvlOverride>
-    <w:lvlOverride w:ilvl="1">
-      <w:startOverride w:val="1"/>
-    </w:lvlOverride>
-    <w:lvlOverride w:ilvl="2">
-      <w:startOverride w:val="1"/>
-    </w:lvlOverride>
-    <w:lvlOverride w:ilvl="3">
-      <w:startOverride w:val="1"/>
-    </w:lvlOverride>
-    <w:lvlOverride w:ilvl="4">
-      <w:startOverride w:val="1"/>
-    </w:lvlOverride>
-    <w:lvlOverride w:ilvl="5">
-      <w:startOverride w:val="1"/>
-    </w:lvlOverride>
-    <w:lvlOverride w:ilvl="6">
-      <w:startOverride w:val="1"/>
-    </w:lvlOverride>
-    <w:lvlOverride w:ilvl="7">
-      <w:startOverride w:val="1"/>
-    </w:lvlOverride>
-    <w:lvlOverride w:ilvl="8">
-      <w:startOverride w:val="1"/>
-    </w:lvlOverride>
-  </w:num>
-  <w:num w:numId="4" w16cid:durableId="1639340711">
-    <w:abstractNumId w:val="8"/>
-  </w:num>
-  <w:num w:numId="5" w16cid:durableId="1725064152">
-    <w:abstractNumId w:val="4"/>
-  </w:num>
-  <w:num w:numId="6" w16cid:durableId="786045938">
+  <w:num w:numId="1" w16cid:durableId="501774025">
     <w:abstractNumId w:val="0"/>
   </w:num>
-  <w:num w:numId="7" w16cid:durableId="245850697">
-    <w:abstractNumId w:val="10"/>
-  </w:num>
-  <w:num w:numId="8" w16cid:durableId="951671085">
-    <w:abstractNumId w:val="7"/>
-  </w:num>
-  <w:num w:numId="9" w16cid:durableId="1081296902">
-    <w:abstractNumId w:val="3"/>
-    <w:lvlOverride w:ilvl="0">
-      <w:startOverride w:val="1"/>
-    </w:lvlOverride>
-    <w:lvlOverride w:ilvl="1">
-      <w:startOverride w:val="1"/>
-    </w:lvlOverride>
-    <w:lvlOverride w:ilvl="2">
-      <w:startOverride w:val="1"/>
-    </w:lvlOverride>
-    <w:lvlOverride w:ilvl="3">
-      <w:startOverride w:val="1"/>
-    </w:lvlOverride>
-    <w:lvlOverride w:ilvl="4">
-      <w:startOverride w:val="1"/>
-    </w:lvlOverride>
-    <w:lvlOverride w:ilvl="5">
-      <w:startOverride w:val="1"/>
-    </w:lvlOverride>
-    <w:lvlOverride w:ilvl="6">
-      <w:startOverride w:val="1"/>
-    </w:lvlOverride>
-    <w:lvlOverride w:ilvl="7">
-      <w:startOverride w:val="1"/>
-    </w:lvlOverride>
-    <w:lvlOverride w:ilvl="8">
-      <w:startOverride w:val="1"/>
-    </w:lvlOverride>
-  </w:num>
-  <w:num w:numId="10" w16cid:durableId="583223232">
-    <w:abstractNumId w:val="6"/>
-  </w:num>
-  <w:num w:numId="11" w16cid:durableId="501774025">
-    <w:abstractNumId w:val="9"/>
-  </w:num>
+  <w:numIdMacAtCleanup w:val="1"/>
 </w:numbering>
 </file>
 
